--- a/rajasthan-nurse-50/Test_32_Full_Test_Ordered.docx
+++ b/rajasthan-nurse-50/Test_32_Full_Test_Ordered.docx
@@ -34,7 +34,7 @@
     </w:p>
     <w:p>
       <w:r>
-        <w:t>Solution: Low platelets raise bleeding risk.</w:t>
+        <w:t>Solution: ✅ Correct Answer: A. Bleeding and bruising | 🧠 Clinical Rationale: Low platelets raise bleeding risk. | ❌ Why Not Others? | B — Weight gain: Low metabolism causes cold intolerance, weight gain, and bradycardia. | C — Constipation: Opioids slow GI motility; prophylactic stool softeners and fluids are routine. | D — Fever: Temperatures above 38°C are fever (pyrexia); &gt;41°C is hyperpyrexia. | ⚠️ Exam Trap: Read the exact question — the correct fact and its look-alike options are easy to interchange. | 💎 PNC Pearl: Bleeding and bruising → Low platelets raise bleeding risk</w:t>
       </w:r>
     </w:p>
     <w:p>
@@ -79,7 +79,7 @@
     </w:p>
     <w:p>
       <w:r>
-        <w:t>Solution: P. vivax and P. falciparum cause human malaria.</w:t>
+        <w:t>Solution: ✅ Correct Answer: A. Plasmodium species (protozoa) | 🧠 Clinical Rationale: P. vivax and P. falciparum cause human malaria. | ❌ Why Not Others? | B — Trypanosoma: not the appropriate nursing action here | C — Leishmania: Visceral leishmaniasis is a protozoal infection via sandflies. | D — Amoeba: not the appropriate nursing action here | ⚠️ Exam Trap: Read the exact question — the correct fact and its look-alike options are easy to interchange. | 💎 PNC Pearl: Plasmodium species (protozoa) → P. vivax and P. falciparum cause human malaria</w:t>
       </w:r>
     </w:p>
     <w:p>
@@ -124,7 +124,7 @@
     </w:p>
     <w:p>
       <w:r>
-        <w:t>Solution: Empowerment, education, and ANC reduce maternal deaths.</w:t>
+        <w:t>Solution: ✅ Correct Answer: A. Low status of women and delayed care-seeking | 🧠 Clinical Rationale: Empowerment, education, and ANC reduce maternal deaths. | ❌ Why Not Others? | B — Genetics: Diet and heredity drive LDL; statins and lifestyle lower it. | C — Climate: NMSA promotes sustainable agriculture. | D — Diet: INH depletes B6; supplement to prevent neuropathy. | ⚠️ Exam Trap: Read the exact question — the correct fact and its look-alike options are easy to interchange. | 💎 PNC Pearl: Low status of women and delayed care-seeking → Empowerment, education, and ANC reduce maternal deaths</w:t>
       </w:r>
     </w:p>
     <w:p>
@@ -169,7 +169,7 @@
     </w:p>
     <w:p>
       <w:r>
-        <w:t>Solution: Capillary walls allow exchange with tissues.</w:t>
+        <w:t>Solution: ✅ Correct Answer: A. Capillaries | 🧠 Clinical Rationale: Capillary walls allow exchange with tissues. | ❌ Why Not Others? | B — Arteries: Carry blood under the highest pressure. | C — Veins: Venules collect blood from capillary beds. | D — Aorta: The aorta distributes oxygenated blood systemically. | ⚠️ Exam Trap: Read the exact question — the correct fact and its look-alike options are easy to interchange. | 💎 PNC Pearl: Capillaries → Capillary walls allow exchange with tissues</w:t>
       </w:r>
     </w:p>
     <w:p>
@@ -214,7 +214,7 @@
     </w:p>
     <w:p>
       <w:r>
-        <w:t>Solution: Frequent mouth care prevents stomatitis and aspiration pneumonia.</w:t>
+        <w:t>Solution: ✅ Correct Answer: A. Every 2 hours with positioning to prevent aspiration | 🧠 Clinical Rationale: Frequent mouth care prevents stomatitis and aspiration pneumonia. | ❌ Why Not Others? | B — Once daily: not the appropriate nursing action here | C — Weekly: WIFS combines weekly IFA with biannual deworming. | D — Never: Crushing SR/ER tablets causes dose dumping. | ⚠️ Exam Trap: Read the exact question — the correct fact and its look-alike options are easy to interchange. | 💎 PNC Pearl: Every 2 hours with positioning to prevent aspiration → Frequent mouth care prevents stomatitis and aspiration pneumonia</w:t>
       </w:r>
     </w:p>
     <w:p>
@@ -259,7 +259,7 @@
     </w:p>
     <w:p>
       <w:r>
-        <w:t>Solution: ABO incompatibility causes early jaundice, usually mild; monitor bilirubin.</w:t>
+        <w:t>Solution: ✅ Correct Answer: A. Maternal anti-A/anti-B antibodies crossing to an A or B baby | 🧠 Clinical Rationale: ABO incompatibility causes early jaundice, usually mild; monitor bilirubin. | ❌ Why Not Others? | B — Rh disease always: not the appropriate nursing action here | C — Trauma: Birth trauma, episiotomy pain, and epidurals impair bladder sensation; monitor voiding closely. | D — Infection: Loss of immunoglobulins predisposes to peritonitis and cellulitis; also watch thrombosis. | ⚠️ Exam Trap: Read the exact question — the correct fact and its look-alike options are easy to interchange. | 💎 PNC Pearl: Maternal anti-A/anti-B antibodies crossing to an A or B baby → ABO incompatibility causes early jaundice, usually mild; monitor bilirubin</w:t>
       </w:r>
     </w:p>
     <w:p>
@@ -304,7 +304,7 @@
     </w:p>
     <w:p>
       <w:r>
-        <w:t>Solution: Continue feeding to prevent malnutrition during diarrhoea.</w:t>
+        <w:t>Solution: ✅ Correct Answer: A. Continuing breastfeeding and feeding | 🧠 Clinical Rationale: Continue feeding to prevent malnutrition during diarrhoea. | ❌ Why Not Others? | B — Stopping all feeds: not the appropriate nursing action here | C — Diet: INH depletes B6; supplement to prevent neuropathy. | D — Climate: NMSA promotes sustainable agriculture. | ⚠️ Exam Trap: Read the exact question — the correct fact and its look-alike options are easy to interchange. | 💎 PNC Pearl: Continuing breastfeeding and feeding → Continue feeding to prevent malnutrition during diarrhoea</w:t>
       </w:r>
     </w:p>
     <w:p>
@@ -349,7 +349,7 @@
     </w:p>
     <w:p>
       <w:r>
-        <w:t>Solution: Antipyretics for discomfort; serious events are rare - report them.</w:t>
+        <w:t>Solution: ✅ Correct Answer: A. Normal immune response | 🧠 Clinical Rationale: Antipyretics for discomfort; serious events are rare - report them. | ❌ Why Not Others? | B — Sepsis always: not the appropriate nursing action here | C — Diet: INH depletes B6; supplement to prevent neuropathy. | D — Exercise: Calcium, vitamin D, and fall prevention maintain bone health. | ⚠️ Exam Trap: Read the exact question — the correct fact and its look-alike options are easy to interchange. | 💎 PNC Pearl: Normal immune response → Antipyretics for discomfort; serious events are rare - report them</w:t>
       </w:r>
     </w:p>
     <w:p>
@@ -394,7 +394,7 @@
     </w:p>
     <w:p>
       <w:r>
-        <w:t>Solution: Aseptic technique prevents wound contamination.</w:t>
+        <w:t>Solution: ✅ Correct Answer: A. Aseptic (sterile) technique | 🧠 Clinical Rationale: Aseptic technique prevents wound contamination. | ❌ Why Not Others? | B — Bare hands: not the appropriate nursing action here | C — Tap water: JJM (2019) provides functional tap connections to rural homes. | D — Any cloth: not the appropriate nursing action here | ⚠️ Exam Trap: Read the exact question — the correct fact and its look-alike options are easy to interchange. | 💎 PNC Pearl: Aseptic (sterile) technique → Aseptic technique prevents wound contamination</w:t>
       </w:r>
     </w:p>
     <w:p>
@@ -439,7 +439,7 @@
     </w:p>
     <w:p>
       <w:r>
-        <w:t>Solution: MRSA resists beta-lactams; vancomycin treats serious infections.</w:t>
+        <w:t>Solution: ✅ Correct Answer: A. Methicillin-resistant Staphylococcus aureus | 🧠 Clinical Rationale: MRSA resists beta-lactams; vancomycin treats serious infections. | ❌ Why Not Others? | B — Streptococcus: Group A strep causes scarlet fever with a strawberry tongue. | C — Enterococcus: VRE causes resistant nosocomial infections; hand hygiene prevents spread. | D — E. coli: Dominates UTI at all ages. | ⚠️ Exam Trap: Read the exact question — the correct fact and its look-alike options are easy to interchange. | 💎 PNC Pearl: Methicillin-resistant Staphylococcus aureus → MRSA resists beta-lactams; vancomycin treats serious infections</w:t>
       </w:r>
     </w:p>
     <w:p>
@@ -484,7 +484,7 @@
     </w:p>
     <w:p>
       <w:r>
-        <w:t>Solution: Each vaccine has a specified route.</w:t>
+        <w:t>Solution: ✅ Correct Answer: A. The prescribed route (IM/SC/ID) | 🧠 Clinical Rationale: Each vaccine has a specified route. | ❌ Why Not Others? | B — Oral always: not the appropriate nursing action here | C — IV always: not the appropriate nursing action here | D — Topical: Azoles/allylamines treat most superficial mycoses. | ⚠️ Exam Trap: Read the exact question — the correct fact and its look-alike options are easy to interchange. | 💎 PNC Pearl: The prescribed route (IM/SC/ID) → Each vaccine has a specified route</w:t>
       </w:r>
     </w:p>
     <w:p>
@@ -529,7 +529,7 @@
     </w:p>
     <w:p>
       <w:r>
-        <w:t>Solution: Isolation prevents transmission from confirmed cases.</w:t>
+        <w:t>Solution: ✅ Correct Answer: A. Separating infectious people from susceptible ones | 🧠 Clinical Rationale: Isolation prevents transmission from confirmed cases. | ❌ Why Not Others? | B — Punishment: not the appropriate nursing action here | C — Diet: INH depletes B6; supplement to prevent neuropathy. | D — Climate: NMSA promotes sustainable agriculture. | ⚠️ Exam Trap: Read the exact question — the correct fact and its look-alike options are easy to interchange. | 💎 PNC Pearl: Separating infectious people from susceptible ones → Isolation prevents transmission from confirmed cases</w:t>
       </w:r>
     </w:p>
     <w:p>
@@ -574,7 +574,7 @@
     </w:p>
     <w:p>
       <w:r>
-        <w:t>Solution: Meningitis signs need early recognition.</w:t>
+        <w:t>Solution: ✅ Correct Answer: A. Fever, neck stiffness, and level of consciousness | 🧠 Clinical Rationale: Meningitis signs need early recognition. | ❌ Why Not Others? | B — Only appetite: not the appropriate nursing action here | C — Only sleep: not the appropriate nursing action here | D — Nothing: Never induce vomiting after hydrocarbon ingestion — aspiration pneumonia risk; obtain urgent care. | ⚠️ Exam Trap: Read the exact question — the correct fact and its look-alike options are easy to interchange. | 💎 PNC Pearl: Fever, neck stiffness, and level of consciousness → Meningitis signs need early recognition</w:t>
       </w:r>
     </w:p>
     <w:p>
@@ -619,7 +619,7 @@
     </w:p>
     <w:p>
       <w:r>
-        <w:t>Solution: RICE reduces swelling and pain in sprains.</w:t>
+        <w:t>Solution: ✅ Correct Answer: A. RICE: rest, ice, compression, elevation | 🧠 Clinical Rationale: RICE reduces swelling and pain in sprains. | ❌ Why Not Others? | B — Heat and massage: not the first aid | C — Diet: INH depletes B6; supplement to prevent neuropathy. — not the first aid | D — Climate: NMSA promotes sustainable agriculture. — not the first aid | ⚠️ Exam Trap: Read the exact question — the correct fact and its look-alike options are easy to interchange. | 💎 PNC Pearl: RICE: rest, ice, compression, elevation = the first aid</w:t>
       </w:r>
     </w:p>
     <w:p>
@@ -664,7 +664,7 @@
     </w:p>
     <w:p>
       <w:r>
-        <w:t>Solution: Prolonged suction causes hypoxia; each pass is limited to 10–15 seconds with recovery between passes.</w:t>
+        <w:t>Solution: ✅ Correct Answer: A. 10–15 seconds | 🧠 Clinical Rationale: Prolonged suction causes hypoxia; each pass is limited to 10–15 seconds with recovery between passes. | ❌ Why Not Others? | B — 1 minute: not the appropriate nursing action here | C — 5 minutes: Epinephrine 1 mg IV/IO is repeated every 3–5 minutes in adult cardiac arrest. | D — 30 seconds: Compressions begin if HR &lt;60 after adequate positive-pressure ventilation. | ⚠️ Exam Trap: Read the exact question — the correct fact and its look-alike options are easy to interchange. | 💎 PNC Pearl: 10–15 seconds → Prolonged suction causes hypoxia; each pass is limited to with recovery between passes</w:t>
       </w:r>
     </w:p>
     <w:p>
@@ -709,7 +709,7 @@
     </w:p>
     <w:p>
       <w:r>
-        <w:t>Solution: Use humour carefully and respectfully.</w:t>
+        <w:t>Solution: ✅ Correct Answer: A. Lightening tension when appropriate | 🧠 Clinical Rationale: Use humour carefully and respectfully. | ❌ Why Not Others? | B — Mockery: not the appropriate nursing action here | C — Diet: INH depletes B6; supplement to prevent neuropathy. | D — Exercise: Calcium, vitamin D, and fall prevention maintain bone health. | ⚠️ Exam Trap: Read the exact question — the correct fact and its look-alike options are easy to interchange. | 💎 PNC Pearl: Lightening tension when appropriate → Use humour carefully and respectfully</w:t>
       </w:r>
     </w:p>
     <w:p>
@@ -754,7 +754,7 @@
     </w:p>
     <w:p>
       <w:r>
-        <w:t>Solution: Reactions can occur at any time during transfusion.</w:t>
+        <w:t>Solution: ✅ Correct Answer: A. Vital signs and signs of reaction | 🧠 Clinical Rationale: Reactions can occur at any time during transfusion. | ❌ Why Not Others? | B — Only appetite: not the appropriate nursing action here | C — Only sleep: not the appropriate nursing action here | D — Nothing: Never induce vomiting after hydrocarbon ingestion — aspiration pneumonia risk; obtain urgent care. | ⚠️ Exam Trap: Read the exact question — the correct fact and its look-alike options are easy to interchange. | 💎 PNC Pearl: Vital signs and signs of reaction → Reactions can occur at any time during transfusion</w:t>
       </w:r>
     </w:p>
     <w:p>
@@ -799,7 +799,7 @@
     </w:p>
     <w:p>
       <w:r>
-        <w:t>Solution: Somatotropin (GH) from the anterior pituitary promotes growth; excess before puberty causes gigantism.</w:t>
+        <w:t>Solution: ✅ Correct Answer: A. Anterior pituitary | 🧠 Clinical Rationale: Somatotropin (GH) from the anterior pituitary promotes growth; excess before puberty causes gigantism. | ❌ Why Not Others? | B — Posterior pituitary: ADH (vasopressin) reduces urine output. | C — Adrenal medulla: Adrenaline and noradrenaline from the adrenal medulla prepare the body. | D — Thymus: The thymus matures T-lymphocytes in childhood and atrophies after puberty. | ⚠️ Exam Trap: Read the exact question — the correct fact and its look-alike options are easy to interchange. | 💎 PNC Pearl: Anterior pituitary → Somatotropin (GH) from promotes growth; excess before puberty causes gigantism</w:t>
       </w:r>
     </w:p>
     <w:p>
@@ -844,7 +844,7 @@
     </w:p>
     <w:p>
       <w:r>
-        <w:t>Solution: Viral exanthems are common; MMR and varicella vaccines prevent them.</w:t>
+        <w:t>Solution: ✅ Correct Answer: A. Measles, rubella, and chickenpox viruses | 🧠 Clinical Rationale: Viral exanthems are common; MMR and varicella vaccines prevent them. | ❌ Why Not Others? | B — Bacteria: Phages lyse bacteria and are used in phage therapy. | C — Fungi: not the appropriate nursing action here | D — Parasites: Viruses replicate only inside host cells using host machinery. | ⚠️ Exam Trap: Read the exact question — the correct fact and its look-alike options are easy to interchange. | 💎 PNC Pearl: Measles, rubella, and chickenpox viruses → Viral exanthems are common; MMR and varicella vaccines prevent them</w:t>
       </w:r>
     </w:p>
     <w:p>
@@ -889,7 +889,7 @@
     </w:p>
     <w:p>
       <w:r>
-        <w:t>Solution: Mild gestational thrombocytopenia is common and benign; severe or early onset needs workup.</w:t>
+        <w:t>Solution: ✅ Correct Answer: A. Gestational thrombocytopenia | 🧠 Clinical Rationale: Mild gestational thrombocytopenia is common and benign; severe or early onset needs workup. | ❌ Why Not Others? | B — ITP always: not the appropriate nursing action here | C — Pre-eclampsia always: not the appropriate nursing action here | D — Diet: INH depletes B6; supplement to prevent neuropathy. | ⚠️ Exam Trap: Read the exact question — the correct fact and its look-alike options are easy to interchange. | 💎 PNC Pearl: Gestational thrombocytopenia → Mild is common and benign; severe or early onset needs workup</w:t>
       </w:r>
     </w:p>
     <w:p>
@@ -934,7 +934,7 @@
     </w:p>
     <w:p>
       <w:r>
-        <w:t>Solution: Menstrual losses plus poor iron intake cause adolescent anaemia; WIFS programme supplements iron.</w:t>
+        <w:t>Solution: ✅ Correct Answer: A. Iron deficiency from menstruation and diet | 🧠 Clinical Rationale: Menstrual losses plus poor iron intake cause adolescent anaemia; WIFS programme supplements iron. | ❌ Why Not Others? | B — Thalassaemia always: not the appropriate nursing action here | C — Sickle cell always: not the appropriate nursing action here | D — B12 deficiency: Screen B12, TSH, and medications in every dementia workup. | ⚠️ Exam Trap: Read the exact question — the correct fact and its look-alike options are easy to interchange. | 💎 PNC Pearl: Iron deficiency from menstruation and diet → Menstrual losses plus poor iron intake cause adolescent anaemia; WIFS programme supplements iron</w:t>
       </w:r>
     </w:p>
     <w:p>
@@ -979,7 +979,7 @@
     </w:p>
     <w:p>
       <w:r>
-        <w:t>Solution: Serial hCG monitoring with effective contraception detects persistent disease early.</w:t>
+        <w:t>Solution: ✅ Correct Answer: A. Avoid pregnancy for at least 6-12 months with serial hCG monitoring | 🧠 Clinical Rationale: Serial hCG monitoring with effective contraception detects persistent disease early. | ❌ Why Not Others? | B — Conceive immediately: not the appropriate nursing action here | C — Stop all contraception: not the appropriate nursing action here | D — Ignore symptoms: not the appropriate nursing action here | ⚠️ Exam Trap: Read the exact question — the correct fact and its look-alike options are easy to interchange. | 💎 PNC Pearl: Avoid pregnancy for at least 6-12 months with serial hCG monitoring → Serial hCG monitoring with effective contraception detects persistent disease early</w:t>
       </w:r>
     </w:p>
     <w:p>
@@ -1024,7 +1024,7 @@
     </w:p>
     <w:p>
       <w:r>
-        <w:t>Solution: Brief screens flag cognitive decline for further assessment.</w:t>
+        <w:t>Solution: ✅ Correct Answer: A. MMSE or MoCA for dementia | 🧠 Clinical Rationale: Brief screens flag cognitive decline for further assessment. | ❌ Why Not Others? | B — IQ testing: not the appropriate nursing action here | C — Diet: INH depletes B6; supplement to prevent neuropathy. | D — Exercise: Calcium, vitamin D, and fall prevention maintain bone health. | ⚠️ Exam Trap: Read the exact question — the correct fact and its look-alike options are easy to interchange. | 💎 PNC Pearl: MMSE or MoCA for dementia → Brief screens flag cognitive decline for further assessment</w:t>
       </w:r>
     </w:p>
     <w:p>
@@ -1069,7 +1069,7 @@
     </w:p>
     <w:p>
       <w:r>
-        <w:t>Solution: CCBs cause oedema and flushing; grapefruit raises levels.</w:t>
+        <w:t>Solution: ✅ Correct Answer: A. Report ankle swelling, headache, and take as prescribed | 🧠 Clinical Rationale: CCBs cause oedema and flushing; grapefruit raises levels. | ❌ Why Not Others? | B — Expect a cough: not the appropriate nursing action here | C — Take with grapefruit: not the appropriate nursing action here | D — Stop abruptly: Tapering and infection vigilance are essential. | ⚠️ Exam Trap: Read the exact question — the correct fact and its look-alike options are easy to interchange. | 💎 PNC Pearl: Report ankle swelling, headache, and take as prescribed → CCBs cause oedema and flushing; grapefruit raises levels</w:t>
       </w:r>
     </w:p>
     <w:p>
@@ -1114,7 +1114,7 @@
     </w:p>
     <w:p>
       <w:r>
-        <w:t>Solution: PAC services provide treatment, contraception, and counselling.</w:t>
+        <w:t>Solution: ✅ Correct Answer: A. Complications of unsafe abortion | 🧠 Clinical Rationale: PAC services provide treatment, contraception, and counselling. | ❌ Why Not Others? | B — Normal recovery always: not the appropriate nursing action here | C — Diet: INH depletes B6; supplement to prevent neuropathy. | D — Climate: NMSA promotes sustainable agriculture. | ⚠️ Exam Trap: Read the exact question — the correct fact and its look-alike options are easy to interchange. | 💎 PNC Pearl: Complications of unsafe abortion → PAC services provide treatment, contraception, and counselling</w:t>
       </w:r>
     </w:p>
     <w:p>
@@ -1159,7 +1159,7 @@
     </w:p>
     <w:p>
       <w:r>
-        <w:t>Solution: The id seeks immediate pleasure; the ego mediates reality.</w:t>
+        <w:t>Solution: ✅ Correct Answer: A. Id | 🧠 Clinical Rationale: The id seeks immediate pleasure; the ego mediates reality. | ❌ Why Not Others? | B — Ego: The ego follows the reality principle, balancing impulses and morals. | C — Superego: The superego internalizes societal and parental standards. | D — Conscience: not the appropriate nursing action here | ⚠️ Exam Trap: Read the exact question — the correct fact and its look-alike options are easy to interchange. | 💎 PNC Pearl: Id → seeks immediate pleasure; the ego mediates reality</w:t>
       </w:r>
     </w:p>
     <w:p>
@@ -1204,7 +1204,7 @@
     </w:p>
     <w:p>
       <w:r>
-        <w:t>Solution: Rapid weight gain reflects fluid retention; report early.</w:t>
+        <w:t>Solution: ✅ Correct Answer: A. Retention of about 1 litre of fluid | 🧠 Clinical Rationale: Rapid weight gain reflects fluid retention; report early. | ❌ Why Not Others? | B — Normal fluctuation: not the appropriate nursing action here | C — Weight loss: Severe vomiting causes dehydration, hypokalaemia, ketosis, and weight loss; IV fluids and antiemetics are n... | D — Muscle gain: not the appropriate nursing action here | ⚠️ Exam Trap: Read the exact question — the correct fact and its look-alike options are easy to interchange. | 💎 PNC Pearl: Retention of about 1 litre of fluid → Rapid weight gain reflects fluid retention; report early</w:t>
       </w:r>
     </w:p>
     <w:p>
@@ -1249,7 +1249,7 @@
     </w:p>
     <w:p>
       <w:r>
-        <w:t>Solution: Quinine stimulates insulin and can lower glucose.</w:t>
+        <w:t>Solution: ✅ Correct Answer: A. Quinine (in malaria treatment) | 🧠 Clinical Rationale: Quinine stimulates insulin and can lower glucose. | ❌ Why Not Others? | B — Paracetamol: Hepatotoxicity is dose-dependent; NAC is the antidote. | C — Aspirin: Niacin causes vasodilation and flushing. | D — Antacids: Chelate fluoroquinolones, reducing absorption. | ⚠️ Exam Trap: Read the exact question — the correct fact and its look-alike options are easy to interchange. | 💎 PNC Pearl: Quinine (in malaria treatment) → Quinine stimulates insulin and can lower glucose</w:t>
       </w:r>
     </w:p>
     <w:p>
@@ -1294,7 +1294,7 @@
     </w:p>
     <w:p>
       <w:r>
-        <w:t>Solution: Supported employment improves recovery in severe mental illness.</w:t>
+        <w:t>Solution: ✅ Correct Answer: A. Returning patients to productive roles | 🧠 Clinical Rationale: Supported employment improves recovery in severe mental illness. | ❌ Why Not Others? | B — Custodial care: not the appropriate nursing action here | C — Diet: INH depletes B6; supplement to prevent neuropathy. | D — Exercise: Calcium, vitamin D, and fall prevention maintain bone health. | ⚠️ Exam Trap: Read the exact question — the correct fact and its look-alike options are easy to interchange. | 💎 PNC Pearl: Returning patients to productive roles → Supported employment improves recovery in severe mental illness</w:t>
       </w:r>
     </w:p>
     <w:p>
@@ -1339,7 +1339,7 @@
     </w:p>
     <w:p>
       <w:r>
-        <w:t>Solution: Cardiac output = stroke volume × heart rate (about 5 L/min).</w:t>
+        <w:t>Solution: ✅ Correct Answer: A. 5 litres per minute | 🧠 Clinical Rationale: Cardiac output = stroke volume × heart rate (about 5 L/min). | ❌ Why Not Others? | B — 1 litre per minute: not the appropriate nursing action here | C — 20 litres per minute: not the appropriate nursing action here | D — 50 litres per minute: not the appropriate nursing action here | ⚠️ Exam Trap: Don’t confuse "5 litres per minute" with "20 litres per minute" — they look alike and are easy to interchange. | 💎 PNC Pearl: 5 litres per minute → Cardiac output = stroke volume × heart rate (about 5 L/min)</w:t>
       </w:r>
     </w:p>
     <w:p>
@@ -1384,7 +1384,7 @@
     </w:p>
     <w:p>
       <w:r>
-        <w:t>Solution: Sublingual nitroglycerin relieves angina; persistent pain is an emergency.</w:t>
+        <w:t>Solution: ✅ Correct Answer: A. Spray under the tongue and seek help if pain persists | 🧠 Clinical Rationale: Sublingual nitroglycerin relieves angina; persistent pain is an emergency. | ❌ Why Not Others? | B — Swallow the spray: not the appropriate nursing action here | C — Inhale it: not the appropriate nursing action here | D — Use hourly: not the appropriate nursing action here | ⚠️ Exam Trap: Don’t confuse "Spray under the tongue and seek help if pain persists" with "Swallow the spray" — they look alike and are easy to interchange. | 💎 PNC Pearl: Spray under the tongue and seek help if pain persists → Sublingual nitroglycerin relieves angina; persistent pain is an emergency</w:t>
       </w:r>
     </w:p>
     <w:p>
@@ -1429,7 +1429,7 @@
     </w:p>
     <w:p>
       <w:r>
-        <w:t>Solution: Diabetes is the leading cause of adult nephrotic syndrome.</w:t>
+        <w:t>Solution: ✅ Correct Answer: A. Diabetic nephropathy | 🧠 Clinical Rationale: Diabetes is the leading cause of adult nephrotic syndrome. | ❌ Why Not Others? | B — Minimal change disease: Minimal change nephrotic syndrome is steroid-responsive and commonest at 2-6 years. | C — IgA nephropathy: not the appropriate nursing action here | D — Lupus: not the appropriate nursing action here | ⚠️ Exam Trap: Read the exact question — the correct fact and its look-alike options are easy to interchange. | 💎 PNC Pearl: Diabetic nephropathy → Diabetes is the leading cause of adult nephrotic syndrome</w:t>
       </w:r>
     </w:p>
     <w:p>
@@ -1474,7 +1474,7 @@
     </w:p>
     <w:p>
       <w:r>
-        <w:t>Solution: Sustainable changes beat crash diets.</w:t>
+        <w:t>Solution: ✅ Correct Answer: A. Muscle loss, nutrient deficiency, and rebound weight | 🧠 Clinical Rationale: Sustainable changes beat crash diets. | ❌ Why Not Others? | B — Fast results: not the appropriate nursing action here | C — Cost: Free services and outreach improve access. | D — Climate: NMSA promotes sustainable agriculture. | ⚠️ Exam Trap: Read the exact question — the correct fact and its look-alike options are easy to interchange. | 💎 PNC Pearl: Muscle loss, nutrient deficiency, and rebound weight → Sustainable changes beat crash diets</w:t>
       </w:r>
     </w:p>
     <w:p>
@@ -1519,7 +1519,7 @@
     </w:p>
     <w:p>
       <w:r>
-        <w:t>Solution: Cook eggs thoroughly and refrigerate.</w:t>
+        <w:t>Solution: ✅ Correct Answer: A. Salmonella in raw or undercooked eggs | 🧠 Clinical Rationale: Cook eggs thoroughly and refrigerate. | ❌ Why Not Others? | B — Fresh eggs: not the appropriate nursing action here | C — Diet: INH depletes B6; supplement to prevent neuropathy. | D — Climate: NMSA promotes sustainable agriculture. | ⚠️ Exam Trap: Read the exact question — the correct fact and its look-alike options are easy to interchange. | 💎 PNC Pearl: Salmonella in raw or undercooked eggs → Cook eggs thoroughly and refrigerate</w:t>
       </w:r>
     </w:p>
     <w:p>
@@ -1564,7 +1564,7 @@
     </w:p>
     <w:p>
       <w:r>
-        <w:t>Solution: Villi in the small intestine absorb nutrients.</w:t>
+        <w:t>Solution: ✅ Correct Answer: A. Small intestine | 🧠 Clinical Rationale: Villi in the small intestine absorb nutrients. | ❌ Why Not Others? | B — Stomach: NSAIDs cause gastric irritation and bleeding. | C — Large intestine: The appendix contains lymphoid tissue. | D — Mouth: Methotrexate suppresses the marrow; folic acid helps. | ⚠️ Exam Trap: Read the exact question — the correct fact and its look-alike options are easy to interchange. | 💎 PNC Pearl: Small intestine → Villi in absorb nutrients</w:t>
       </w:r>
     </w:p>
     <w:p>
@@ -1609,7 +1609,7 @@
     </w:p>
     <w:p>
       <w:r>
-        <w:t>Solution: Give IV fluids rapidly; identify the cause (sepsis, dehydration, bleeding).</w:t>
+        <w:t>Solution: ✅ Correct Answer: A. Hypovolaemia from diarrhoea or blood loss | 🧠 Clinical Rationale: Give IV fluids rapidly; identify the cause (sepsis, dehydration, bleeding). | ❌ Why Not Others? | B — Cardiogenic always: not the appropriate nursing action here | C — Diet: INH depletes B6; supplement to prevent neuropathy. | D — Exercise: Calcium, vitamin D, and fall prevention maintain bone health. | ⚠️ Exam Trap: Read the exact question — the correct fact and its look-alike options are easy to interchange. | 💎 PNC Pearl: Hypovolaemia from diarrhoea or blood loss → Give IV fluids rapidly; identify the cause (sepsis, dehydration, bleeding)</w:t>
       </w:r>
     </w:p>
     <w:p>
@@ -1654,7 +1654,7 @@
     </w:p>
     <w:p>
       <w:r>
-        <w:t>Solution: OCPD is a personality pattern; distinguish from OCD.</w:t>
+        <w:t>Solution: ✅ Correct Answer: A. Perfectionism and rigidity (not true OCD) | 🧠 Clinical Rationale: OCPD is a personality pattern; distinguish from OCD. | ❌ Why Not Others? | B — Intrusive thoughts always: not the appropriate nursing action here | C — Diet: INH depletes B6; supplement to prevent neuropathy. | D — Exercise: Calcium, vitamin D, and fall prevention maintain bone health. | ⚠️ Exam Trap: Read the exact question — the correct fact and its look-alike options are easy to interchange. | 💎 PNC Pearl: Perfectionism and rigidity (not true OCD) → OCPD is a personality pattern; distinguish from OCD</w:t>
       </w:r>
     </w:p>
     <w:p>
@@ -1699,7 +1699,7 @@
     </w:p>
     <w:p>
       <w:r>
-        <w:t>Solution: Tidal volume is about 500 ml.</w:t>
+        <w:t>Solution: ✅ Correct Answer: A. Tidal volume | 🧠 Clinical Rationale: Tidal volume is about 500 ml. | ❌ Why Not Others? | B — Vital capacity: = TV + IRV + ERV (~4–5 L). | C — Residual volume: (~1200 ml) keeps alveoli from collapsing and cannot be voluntarily expelled. | D — Inspiratory reserve: VC = IRV + TV + ERV. | ⚠️ Exam Trap: Read the exact question — the correct fact and its look-alike options are easy to interchange. | 💎 PNC Pearl: Tidal volume → about 500 ml</w:t>
       </w:r>
     </w:p>
     <w:p>
@@ -1744,7 +1744,7 @@
     </w:p>
     <w:p>
       <w:r>
-        <w:t>Solution: The stapes in the middle ear is the smallest bone.</w:t>
+        <w:t>Solution: ✅ Correct Answer: A. Stapes | 🧠 Clinical Rationale: The stapes in the middle ear is the smallest bone. | ❌ Why Not Others? | B — Malleus: The ossicles transmit vibrations from the eardrum to the oval window. | C — Incus: The ossicles transmit vibrations from the eardrum to the oval window. | D — Phalanx: not the appropriate nursing action here | ⚠️ Exam Trap: Read the exact question — the correct fact and its look-alike options are easy to interchange. | 💎 PNC Pearl: Stapes → in the middle ear is the smallest bone</w:t>
       </w:r>
     </w:p>
     <w:p>
@@ -1789,7 +1789,7 @@
     </w:p>
     <w:p>
       <w:r>
-        <w:t>Solution: Elevation increases ischaemia in arterial occlusion; keep the limb at/just below heart level.</w:t>
+        <w:t>Solution: ✅ Correct Answer: A. It worsens ischaemia | 🧠 Clinical Rationale: Elevation increases ischaemia in arterial occlusion; keep the limb at/just below heart level. | ❌ Why Not Others? | B — It reduces pain: not the appropriate nursing action here | C — It prevents oedema: not the appropriate nursing action here | D — It improves pulses: not the appropriate nursing action here | ⚠️ Exam Trap: Read the exact question — the correct fact and its look-alike options are easy to interchange. | 💎 PNC Pearl: It worsens ischaemia → Elevation increases ischaemia in arterial occlusion; keep the limb at/just below heart level</w:t>
       </w:r>
     </w:p>
     <w:p>
@@ -1834,7 +1834,7 @@
     </w:p>
     <w:p>
       <w:r>
-        <w:t>Solution: The triceps extends the elbow.</w:t>
+        <w:t>Solution: ✅ Correct Answer: A. Extension of the elbow | 🧠 Clinical Rationale: The triceps extends the elbow. | ❌ Why Not Others? | B — Flexion of the elbow: The biceps flexes the elbow and supinates the forearm. | C — Elevation of the shoulder: not the appropriate nursing action here | D — Flexion of the wrist: not the appropriate nursing action here | ⚠️ Exam Trap: Don’t confuse "Extension of the elbow" with "Flexion of the elbow" — they look alike and are easy to interchange. | 💎 PNC Pearl: Extension of the elbow → The triceps extends the elbow</w:t>
       </w:r>
     </w:p>
     <w:p>
@@ -1879,7 +1879,7 @@
     </w:p>
     <w:p>
       <w:r>
-        <w:t>Solution: Early morning samples have the highest bacillary load.</w:t>
+        <w:t>Solution: ✅ Correct Answer: A. Early morning sputum | 🧠 Clinical Rationale: Early morning samples have the highest bacillary load. | ❌ Why Not Others? | B — Urine: These warning signs indicate impending eclampsia or HELLP syndrome - urgent referral needed. | C — Blood: Blood = Aorta | D — Stool: Alcohol potentiates sedation; opioids cause constipation. | ⚠️ Exam Trap: Read the exact question — the correct fact and its look-alike options are easy to interchange. | 💎 PNC Pearl: Early morning sputum → Early morning samples have the highest bacillary load</w:t>
       </w:r>
     </w:p>
     <w:p>
@@ -1924,7 +1924,7 @@
     </w:p>
     <w:p>
       <w:r>
-        <w:t>Solution: High groundwater fluoride causes dental and skeletal fluorosis; provide safe water.</w:t>
+        <w:t>Solution: ✅ Correct Answer: A. Excess fluoride in drinking water | 🧠 Clinical Rationale: High groundwater fluoride causes dental and skeletal fluorosis; provide safe water. | ❌ Why Not Others? | B — Deficiency: Beriberi causes polyneuropathy and heart failure; common with polished-rice diets. | C — Diet always: not the appropriate nursing action here | D — Genetics: Diet and heredity drive LDL; statins and lifestyle lower it. | ⚠️ Exam Trap: Read the exact question — the correct fact and its look-alike options are easy to interchange. | 💎 PNC Pearl: Excess fluoride in drinking water → High groundwater fluoride causes dental and skeletal fluorosis; provide safe water</w:t>
       </w:r>
     </w:p>
     <w:p>
@@ -1969,7 +1969,7 @@
     </w:p>
     <w:p>
       <w:r>
-        <w:t>Solution: Bedside labelling prevents mix-ups.</w:t>
+        <w:t>Solution: ✅ Correct Answer: A. At the bedside with the patient present | 🧠 Clinical Rationale: Bedside labelling prevents mix-ups. | ❌ Why Not Others? | B — Later at the desk: not the appropriate nursing action here | C — From memory: Misperceptions and memory gaps breed suspicion; validate and redirect. | D — Never: Crushing SR/ER tablets causes dose dumping. | ⚠️ Exam Trap: Read the exact question — the correct fact and its look-alike options are easy to interchange. | 💎 PNC Pearl: At the bedside with the patient present → Bedside labelling prevents mix-ups</w:t>
       </w:r>
     </w:p>
     <w:p>
@@ -2014,7 +2014,7 @@
     </w:p>
     <w:p>
       <w:r>
-        <w:t>Solution: Keeping the bag below the bladder prevents reflux.</w:t>
+        <w:t>Solution: ✅ Correct Answer: A. Below the level of the bladder | 🧠 Clinical Rationale: Keeping the bag below the bladder prevents reflux. | ❌ Why Not Others? | B — Above the bladder: not the appropriate nursing action here | C — On the floor directly: not the appropriate nursing action here | D — At the head of the bed: not the appropriate nursing action here | ⚠️ Exam Trap: Don’t confuse "Below the level of the bladder" with "Above the bladder" — they look alike and are easy to interchange. | 💎 PNC Pearl: Below the level of the bladder → Keeping the bag below the bladder prevents reflux</w:t>
       </w:r>
     </w:p>
     <w:p>
@@ -2059,7 +2059,7 @@
     </w:p>
     <w:p>
       <w:r>
-        <w:t>Solution: Discard vaccines whose VVM changes beyond the safe stage.</w:t>
+        <w:t>Solution: ✅ Correct Answer: A. Detecting heat exposure of vaccines | 🧠 Clinical Rationale: Discard vaccines whose VVM changes beyond the safe stage. | ❌ Why Not Others? | B — Costing: not the appropriate nursing action here | C — Diet: INH depletes B6; supplement to prevent neuropathy. | D — Climate: NMSA promotes sustainable agriculture. | ⚠️ Exam Trap: Read the exact question — the correct fact and its look-alike options are easy to interchange. | 💎 PNC Pearl: Detecting heat exposure of vaccines → Discard vaccines whose VVM changes beyond the safe stage</w:t>
       </w:r>
     </w:p>
     <w:p>
@@ -2104,7 +2104,7 @@
     </w:p>
     <w:p>
       <w:r>
-        <w:t>Solution: Evaluate for infection, constipation, and neurological causes.</w:t>
+        <w:t>Solution: ✅ Correct Answer: A. UTI or bladder dysfunction | 🧠 Clinical Rationale: Evaluate for infection, constipation, and neurological causes. | ❌ Why Not Others? | B — Benign always: not the appropriate nursing action here | C — Diet: INH depletes B6; supplement to prevent neuropathy. | D — Exercise: Calcium, vitamin D, and fall prevention maintain bone health. | ⚠️ Exam Trap: Read the exact question — the correct fact and its look-alike options are easy to interchange. | 💎 PNC Pearl: UTI or bladder dysfunction → Evaluate for infection, constipation, and neurological causes</w:t>
       </w:r>
     </w:p>
     <w:p>
@@ -2149,7 +2149,7 @@
     </w:p>
     <w:p>
       <w:r>
-        <w:t>Solution: GAVI supports immunization in low-income countries.</w:t>
+        <w:t>Solution: ✅ Correct Answer: A. Improving vaccine access in poor countries | 🧠 Clinical Rationale: GAVI supports immunization in low-income countries. | ❌ Why Not Others? | B — Profits: not the appropriate nursing action here | C — Diet: INH depletes B6; supplement to prevent neuropathy. | D — Climate: NMSA promotes sustainable agriculture. | ⚠️ Exam Trap: Read the exact question — the correct fact and its look-alike options are easy to interchange. | 💎 PNC Pearl: Improving vaccine access in poor countries → GAVI supports immunization in low-income countries</w:t>
       </w:r>
     </w:p>
     <w:p>
@@ -2194,7 +2194,7 @@
     </w:p>
     <w:p>
       <w:r>
-        <w:t>Solution: Sarcoptes scabiei spreads by close contact; treat all contacts simultaneously and launder clothing/bedding in hot water.</w:t>
+        <w:t>Solution: ✅ Correct Answer: A. All household contacts need treatment and bedding must be washed in hot water | 🧠 Clinical Rationale: Sarcoptes scabiei spreads by close contact; treat all contacts simultaneously and launder clothing/bedding in hot water. | ❌ Why Not Others? | B — Only the client needs treatment: not the appropriate nursing action here | C — The rash is contagious by air: not the appropriate nursing action here | D — It resolves without treatment: not the appropriate nursing action here | ⚠️ Exam Trap: Read the exact question — the correct fact and its look-alike options are easy to interchange. | 💎 PNC Pearl: All household contacts need treatment and bedding must be washed in hot water → Sarcoptes scabiei spreads by close contact; treat all contacts simultaneously and launder clothing/bedding in hot water</w:t>
       </w:r>
     </w:p>
     <w:p>
@@ -2239,7 +2239,7 @@
     </w:p>
     <w:p>
       <w:r>
-        <w:t>Solution: Varicosities usually resolve after delivery; support and elevation help.</w:t>
+        <w:t>Solution: ✅ Correct Answer: A. Venous congestion from the gravid uterus | 🧠 Clinical Rationale: Varicosities usually resolve after delivery; support and elevation help. | ❌ Why Not Others? | B — Diet: INH depletes B6; supplement to prevent neuropathy. | C — Exercise: Calcium, vitamin D, and fall prevention maintain bone health. | D — Vaccination: Absence of a scar does not mean no protection; check vaccination records. | ⚠️ Exam Trap: Read the exact question — the correct fact and its look-alike options are easy to interchange. | 💎 PNC Pearl: Venous congestion from the gravid uterus → Varicosities usually resolve after delivery; support and elevation help</w:t>
       </w:r>
     </w:p>
     <w:p>
@@ -2284,7 +2284,7 @@
     </w:p>
     <w:p>
       <w:r>
-        <w:t>Solution: Umbilical hernias are common and usually close by 2-3 years; surgery for incarceration or large defects.</w:t>
+        <w:t>Solution: ✅ Correct Answer: A. Weak abdominal wall, common in preterm and LBW babies | 🧠 Clinical Rationale: Umbilical hernias are common and usually close by 2-3 years; surgery for incarceration or large defects. | ❌ Why Not Others? | B — Trauma: Birth trauma, episiotomy pain, and epidurals impair bladder sensation; monitor voiding closely. | C — Infection always: not the appropriate nursing action here | D — Diet: INH depletes B6; supplement to prevent neuropathy. | ⚠️ Exam Trap: Read the exact question — the correct fact and its look-alike options are easy to interchange. | 💎 PNC Pearl: Weak abdominal wall, common in preterm and LBW babies → Umbilical hernias are common and usually close by 2-3 years; surgery for incarceration or large defects</w:t>
       </w:r>
     </w:p>
     <w:p>
@@ -2329,7 +2329,7 @@
     </w:p>
     <w:p>
       <w:r>
-        <w:t>Solution: B12 is given parenterally in pernicious anaemia.</w:t>
+        <w:t>Solution: ✅ Correct Answer: A. Vitamin B12 injections | 🧠 Clinical Rationale: B12 is given parenterally in pernicious anaemia. | ❌ Why Not Others? | B — Iron tablets only: not the appropriate nursing action here | C — Folic acid only: not the appropriate nursing action here | D — No treatment: not the appropriate nursing action here | ⚠️ Exam Trap: Read the exact question — the correct fact and its look-alike options are easy to interchange. | 💎 PNC Pearl: Vitamin B12 injections → B12 is given parenterally in pernicious anaemia</w:t>
       </w:r>
     </w:p>
     <w:p>
@@ -2374,7 +2374,7 @@
     </w:p>
     <w:p>
       <w:r>
-        <w:t>Solution: Correlation (r) ranges −1 to +1, showing direction and strength of association.</w:t>
+        <w:t>Solution: ✅ Correct Answer: A. Correlation coefficient | 🧠 Clinical Rationale: Correlation (r) ranges −1 to +1, showing direction and strength of association. | ❌ Why Not Others? | B — Mean: The mean is sensitive to outliers; the median is robust. | C — Mode: FMEA anticipates potential failures. | D — Range: 100/60 is low-normal; hypotension is significant if symptomatic. | ⚠️ Exam Trap: Read the exact question — the correct fact and its look-alike options are easy to interchange. | 💎 PNC Pearl: Correlation coefficient → Correlation (r) ranges −1 to +1, showing direction and strength of association</w:t>
       </w:r>
     </w:p>
     <w:p>
@@ -2419,7 +2419,7 @@
     </w:p>
     <w:p>
       <w:r>
-        <w:t>Solution: Side-lying keeps the airway open.</w:t>
+        <w:t>Solution: ✅ Correct Answer: A. In the lateral (recovery) position | 🧠 Clinical Rationale: Side-lying keeps the airway open. | ❌ Why Not Others? | B — Flat on the back: not the appropriate nursing action here | C — Head down: not the appropriate nursing action here | D — Prone: IHIP provides case-based, real-time disease surveillance. | ⚠️ Exam Trap: Read the exact question — the correct fact and its look-alike options are easy to interchange. | 💎 PNC Pearl: In the lateral (recovery) position → Side-lying keeps the airway open</w:t>
       </w:r>
     </w:p>
     <w:p>
@@ -2464,7 +2464,7 @@
     </w:p>
     <w:p>
       <w:r>
-        <w:t>Solution: Haemoglobin binds oxygen in the lungs and releases it in tissues.</w:t>
+        <w:t>Solution: ✅ Correct Answer: A. Haemoglobin | 🧠 Clinical Rationale: Haemoglobin binds oxygen in the lungs and releases it in tissues. | ❌ Why Not Others? | B — Myoglobin: not the appropriate nursing action here | C — Albumin: Maintains oncotic pressure. | D — Ferritin: not the appropriate nursing action here | ⚠️ Exam Trap: Read the exact question — the correct fact and its look-alike options are easy to interchange. | 💎 PNC Pearl: Haemoglobin → binds oxygen in the lungs and releases it in tissues</w:t>
       </w:r>
     </w:p>
     <w:p>
@@ -2509,7 +2509,7 @@
     </w:p>
     <w:p>
       <w:r>
-        <w:t>Solution: Osteocytes maintain bone tissue.</w:t>
+        <w:t>Solution: ✅ Correct Answer: A. Osteocyte | 🧠 Clinical Rationale: Osteocytes maintain bone tissue. | ❌ Why Not Others? | B — Osteoblast: Osteoblasts deposit bone; osteoclasts resorb it. | C — Osteoclast: Osteoclasts dissolve bone minerals for calcium homeostasis. | D — Chondroblast: not the appropriate nursing action here | ⚠️ Exam Trap: Read the exact question — the correct fact and its look-alike options are easy to interchange. | 💎 PNC Pearl: Osteocyte → Osteocytes maintain bone tissue</w:t>
       </w:r>
     </w:p>
     <w:p>
@@ -2554,7 +2554,7 @@
     </w:p>
     <w:p>
       <w:r>
-        <w:t>Solution: Vancomycin infusion reactions and renal toxicity need monitoring.</w:t>
+        <w:t>Solution: ✅ Correct Answer: A. Red man syndrome and nephrotoxicity | 🧠 Clinical Rationale: Vancomycin infusion reactions and renal toxicity need monitoring. | ❌ Why Not Others? | B — Weight loss: Severe vomiting causes dehydration, hypokalaemia, ketosis, and weight loss; IV fluids and antiemetics are n... | C — Constipation: Opioids slow GI motility; prophylactic stool softeners and fluids are routine. | D — Bradycardia: Bradycardia = 60 beats per minute | ⚠️ Exam Trap: Read the exact question — the correct fact and its look-alike options are easy to interchange. | 💎 PNC Pearl: Red man syndrome and nephrotoxicity → Vancomycin infusion reactions and renal toxicity need monitoring</w:t>
       </w:r>
     </w:p>
     <w:p>
@@ -2599,7 +2599,7 @@
     </w:p>
     <w:p>
       <w:r>
-        <w:t>Solution: Fibrates plus statins raise myopathy risk.</w:t>
+        <w:t>Solution: ✅ Correct Answer: A. Muscle pain (especially with statins) | 🧠 Clinical Rationale: Fibrates plus statins raise myopathy risk. | ❌ Why Not Others? | B — Weight gain: Low metabolism causes cold intolerance, weight gain, and bradycardia. | C — Constipation: Opioids slow GI motility; prophylactic stool softeners and fluids are routine. | D — Drowsiness: First-generation antihistamines sedate. | ⚠️ Exam Trap: Read the exact question — the correct fact and its look-alike options are easy to interchange. | 💎 PNC Pearl: Muscle pain (especially with statins) → Fibrates plus statins raise myopathy risk</w:t>
       </w:r>
     </w:p>
     <w:p>
@@ -2644,7 +2644,7 @@
     </w:p>
     <w:p>
       <w:r>
-        <w:t>Solution: Haematuria needs investigation.</w:t>
+        <w:t>Solution: ✅ Correct Answer: A. An abnormal finding | 🧠 Clinical Rationale: Haematuria needs investigation. | ❌ Why Not Others? | B — Normal: Grief differs from complicated grief; support and allow expression. | C — Good: SDG 3 covers health targets including maternal and child mortality. | D — A diet issue: not the appropriate nursing action here | ⚠️ Exam Trap: Don’t confuse "An abnormal finding" with "Normal" — they look alike and are easy to interchange. | 💎 PNC Pearl: An abnormal finding → Haematuria needs investigation</w:t>
       </w:r>
     </w:p>
     <w:p>
@@ -2689,7 +2689,7 @@
     </w:p>
     <w:p>
       <w:r>
-        <w:t>Solution: Irritable hip resolves; exclude septic arthritis (fever, refusal to bear weight).</w:t>
+        <w:t>Solution: ✅ Correct Answer: A. Transient synovitis and trauma | 🧠 Clinical Rationale: Irritable hip resolves; exclude septic arthritis (fever, refusal to bear weight). | ❌ Why Not Others? | B — Septic arthritis always: not the appropriate nursing action here | C — Rheumatoid always: not the appropriate nursing action here | D — Diet: INH depletes B6; supplement to prevent neuropathy. | ⚠️ Exam Trap: Read the exact question — the correct fact and its look-alike options are easy to interchange. | 💎 PNC Pearl: Transient synovitis and trauma → Irritable hip resolves; exclude septic arthritis (fever, refusal to bear weight)</w:t>
       </w:r>
     </w:p>
     <w:p>
@@ -2734,7 +2734,7 @@
     </w:p>
     <w:p>
       <w:r>
-        <w:t>Solution: Structured handover prevents information loss.</w:t>
+        <w:t>Solution: ✅ Correct Answer: A. Patient status, tasks pending, and alerts | 🧠 Clinical Rationale: Structured handover prevents information loss. | ❌ Why Not Others? | B — Only names: not the appropriate nursing action here | C — Only room numbers: not the appropriate nursing action here | D — No details: not the appropriate nursing action here | ⚠️ Exam Trap: Read the exact question — the correct fact and its look-alike options are easy to interchange. | 💎 PNC Pearl: Patient status, tasks pending, and alerts → Structured handover prevents information loss</w:t>
       </w:r>
     </w:p>
     <w:p>
@@ -2779,7 +2779,7 @@
     </w:p>
     <w:p>
       <w:r>
-        <w:t>Solution: BPD features instability of mood, relationships, and self-image with self-harm.</w:t>
+        <w:t>Solution: ✅ Correct Answer: A. Borderline personality disorder | 🧠 Clinical Rationale: BPD features instability of mood, relationships, and self-image with self-harm. | ❌ Why Not Others? | B — Schizoid always: not the appropriate nursing action here | C — Diet: INH depletes B6; supplement to prevent neuropathy. | D — Exercise: Calcium, vitamin D, and fall prevention maintain bone health. | ⚠️ Exam Trap: Read the exact question — the correct fact and its look-alike options are easy to interchange. | 💎 PNC Pearl: Borderline personality disorder → BPD features instability of mood, relationships, and self-image with self-harm</w:t>
       </w:r>
     </w:p>
     <w:p>
@@ -2824,7 +2824,7 @@
     </w:p>
     <w:p>
       <w:r>
-        <w:t>Solution: Streptomycin is ototoxic and nephrotoxic.</w:t>
+        <w:t>Solution: ✅ Correct Answer: A. Hearing loss and dizziness | 🧠 Clinical Rationale: Streptomycin is ototoxic and nephrotoxic. | ❌ Why Not Others? | B — Increased appetite: PTSD: re-experiencing, avoidance, hyperarousal, and negative mood after trauma — not euphoria. | C — Weight gain: Low metabolism causes cold intolerance, weight gain, and bradycardia. | D — Constipation: Opioids slow GI motility; prophylactic stool softeners and fluids are routine. | ⚠️ Exam Trap: Read the exact question — the correct fact and its look-alike options are easy to interchange. | 💎 PNC Pearl: Hearing loss and dizziness → Streptomycin is ototoxic and nephrotoxic</w:t>
       </w:r>
     </w:p>
     <w:p>
@@ -2869,7 +2869,7 @@
     </w:p>
     <w:p>
       <w:r>
-        <w:t>Solution: The right heart pumps to the lungs for gas exchange.</w:t>
+        <w:t>Solution: ✅ Correct Answer: A. Right ventricle to the lungs | 🧠 Clinical Rationale: The right heart pumps to the lungs for gas exchange. | ❌ Why Not Others? | B — Left ventricle to the body: not the appropriate nursing action here | C — Right atrium to the body: not the appropriate nursing action here | D — Lungs to the lungs: not the appropriate nursing action here | ⚠️ Exam Trap: Don’t confuse "Right ventricle to the lungs" with "Lungs to the lungs" — they look alike and are easy to interchange. | 💎 PNC Pearl: Right ventricle to the lungs → The right heart pumps to the lungs for gas exchange</w:t>
       </w:r>
     </w:p>
     <w:p>
@@ -2914,7 +2914,7 @@
     </w:p>
     <w:p>
       <w:r>
-        <w:t>Solution: Palpitations are common; ECG and echo for persistent symptoms.</w:t>
+        <w:t>Solution: ✅ Correct Answer: A. Increased cardiac output and sinus tachycardia | 🧠 Clinical Rationale: Palpitations are common; ECG and echo for persistent symptoms. | ❌ Why Not Others? | B — Arrhythmia always: not the appropriate nursing action here | C — Diet: INH depletes B6; supplement to prevent neuropathy. | D — Exercise: Calcium, vitamin D, and fall prevention maintain bone health. | ⚠️ Exam Trap: Read the exact question — the correct fact and its look-alike options are easy to interchange. | 💎 PNC Pearl: Increased cardiac output and sinus tachycardia → Palpitations are common; ECG and echo for persistent symptoms</w:t>
       </w:r>
     </w:p>
     <w:p>
@@ -2959,7 +2959,7 @@
     </w:p>
     <w:p>
       <w:r>
-        <w:t>Solution: Give rabies vaccine (and immunoglobulin for category III) immediately after the bite.</w:t>
+        <w:t>Solution: ✅ Correct Answer: A. Delayed or incomplete post-exposure prophylaxis | 🧠 Clinical Rationale: Give rabies vaccine (and immunoglobulin for category III) immediately after the bite. | ❌ Why Not Others? | B — Vaccine side effects: not the appropriate nursing action here | C — Diet: INH depletes B6; supplement to prevent neuropathy. | D — Exercise: Calcium, vitamin D, and fall prevention maintain bone health. | ⚠️ Exam Trap: Read the exact question — the correct fact and its look-alike options are easy to interchange. | 💎 PNC Pearl: Delayed or incomplete post-exposure prophylaxis → Give rabies vaccine (and immunoglobulin for category III) immediately after the bite</w:t>
       </w:r>
     </w:p>
     <w:p>
@@ -3004,7 +3004,7 @@
     </w:p>
     <w:p>
       <w:r>
-        <w:t>Solution: Positive and negative reinforcement both strengthen behaviour.</w:t>
+        <w:t>Solution: ✅ Correct Answer: A. A consequence that increases the likelihood of a behaviour | 🧠 Clinical Rationale: Positive and negative reinforcement both strengthen behaviour. | ❌ Why Not Others? | B — Punishment: not the appropriate nursing action here | C — Stimulus: not the appropriate nursing action here | D — Motivation: Directing guides and motivates staff toward goals. | ⚠️ Exam Trap: Read the exact question — the correct fact and its look-alike options are easy to interchange. | 💎 PNC Pearl: A consequence that increases the likelihood of a behaviour → Positive and negative reinforcement both strengthen behaviour</w:t>
       </w:r>
     </w:p>
     <w:p>
@@ -3049,7 +3049,7 @@
     </w:p>
     <w:p>
       <w:r>
-        <w:t>Solution: FAST: facial droop, arm weakness, speech difficulty — time to act.</w:t>
+        <w:t>Solution: ✅ Correct Answer: A. Face, Arms, Speech, Time | 🧠 Clinical Rationale: FAST: facial droop, arm weakness, speech difficulty — time to act. | ❌ Why Not Others? | B — Feet, Arms, Speech, Temperature: not the appropriate nursing action here | C — Face, Activity, Signs, Time: not the appropriate nursing action here | D — Fever, Arms, Speech, Test: not the appropriate nursing action here | ⚠️ Exam Trap: Don’t confuse "Face, Arms, Speech, Time" with "Feet, Arms, Speech, Temperature" — they look alike and are easy to interchange. | 💎 PNC Pearl: Face, Arms, Speech, Time → FAST: facial droop, arm weakness, speech difficulty — time to act</w:t>
       </w:r>
     </w:p>
     <w:p>
@@ -3094,7 +3094,7 @@
     </w:p>
     <w:p>
       <w:r>
-        <w:t>Solution: Children have 20 primary teeth; adults have 32 permanent teeth.</w:t>
+        <w:t>Solution: ✅ Correct Answer: A. 20 | 🧠 Clinical Rationale: Children have 20 primary teeth; adults have 32 permanent teeth. | ❌ Why Not Others? | B — 32: Adults have 32 teeth including 4 wisdom teeth; children have 20 deciduous teeth. — an incorrect number | C — 12: There are 12 schedules. — an incorrect number | D — 16: an incorrect number | ⚠️ Exam Trap: Read the exact question — the correct fact and its look-alike options are easy to interchange. | 💎 PNC Pearl: 20 → Children have primary teeth; adults have 32 permanent teeth</w:t>
       </w:r>
     </w:p>
     <w:p>
@@ -3139,7 +3139,7 @@
     </w:p>
     <w:p>
       <w:r>
-        <w:t>Solution: CT scans create cross-sectional images.</w:t>
+        <w:t>Solution: ✅ Correct Answer: A. Computed Tomography | 🧠 Clinical Rationale: CT scans create cross-sectional images. | ❌ Why Not Others? | B — Computerised Testing: not the appropriate nursing action here | C — Clinical Testing: not the appropriate nursing action here | D — Cardiac Tomography: not the appropriate nursing action here | ⚠️ Exam Trap: Read the exact question — the correct fact and its look-alike options are easy to interchange. | 💎 PNC Pearl: Computed Tomography → CT scans create cross-sectional images</w:t>
       </w:r>
     </w:p>
     <w:p>
@@ -3184,7 +3184,7 @@
     </w:p>
     <w:p>
       <w:r>
-        <w:t>Solution: Plasma cells secrete immunoglobulins.</w:t>
+        <w:t>Solution: ✅ Correct Answer: A. Plasma cells (activated B cells) | 🧠 Clinical Rationale: Plasma cells secrete immunoglobulins. | ❌ Why Not Others? | B — Red cells: The spleen filters blood and stores platelets. | C — Neutrophils: not the appropriate nursing action here | D — Platelets: HIT is a thrombocytopenic, prothrombotic complication. | ⚠️ Exam Trap: Read the exact question — the correct fact and its look-alike options are easy to interchange. | 💎 PNC Pearl: Plasma cells (activated B cells) → Plasma cells secrete immunoglobulins</w:t>
       </w:r>
     </w:p>
     <w:p>
@@ -3229,7 +3229,7 @@
     </w:p>
     <w:p>
       <w:r>
-        <w:t>Solution: Naloxone reverses opioid effects.</w:t>
+        <w:t>Solution: ✅ Correct Answer: A. Naloxone | 🧠 Clinical Rationale: Naloxone reverses opioid effects. | ❌ Why Not Others? | B — Atropine: Raises the heart rate in symptomatic bradycardia. | C — Flumazenil: Reverses benzodiazepines; use cautiously. | D — Vitamin K: Reverses warfarin's effect. | ⚠️ Exam Trap: Read the exact question — the correct fact and its look-alike options are easy to interchange. | 💎 PNC Pearl: Naloxone → reverses opioid effects</w:t>
       </w:r>
     </w:p>
     <w:p>
@@ -3274,7 +3274,7 @@
     </w:p>
     <w:p>
       <w:r>
-        <w:t>Solution: Evaluate coverage, quality, and client outcomes.</w:t>
+        <w:t>Solution: ✅ Correct Answer: A. Measuring outcomes of care delivered | 🧠 Clinical Rationale: Evaluate coverage, quality, and client outcomes. | ❌ Why Not Others? | B — Activity counts: not the appropriate nursing action here | C — Diet: INH depletes B6; supplement to prevent neuropathy. | D — Climate: NMSA promotes sustainable agriculture. | ⚠️ Exam Trap: Read the exact question — the correct fact and its look-alike options are easy to interchange. | 💎 PNC Pearl: Measuring outcomes of care delivered → Evaluate coverage, quality, and client outcomes</w:t>
       </w:r>
     </w:p>
     <w:p>
@@ -3319,7 +3319,7 @@
     </w:p>
     <w:p>
       <w:r>
-        <w:t>Solution: Early voiding prevents bladder distension.</w:t>
+        <w:t>Solution: ✅ Correct Answer: A. Within 6-8 hours of surgery | 🧠 Clinical Rationale: Early voiding prevents bladder distension. | ❌ Why Not Others? | B — Never: Crushing SR/ER tablets causes dose dumping. | C — Next day always: not the appropriate nursing action here | D — After discharge: not the appropriate nursing action here | ⚠️ Exam Trap: Read the exact question — the correct fact and its look-alike options are easy to interchange. | 💎 PNC Pearl: Within 6-8 hours of surgery → Early voiding prevents bladder distension</w:t>
       </w:r>
     </w:p>
     <w:p>
@@ -3364,7 +3364,7 @@
     </w:p>
     <w:p>
       <w:r>
-        <w:t>Solution: Seclusion requires review, monitoring, and humane conditions.</w:t>
+        <w:t>Solution: ✅ Correct Answer: A. Severe agitation posing risk | 🧠 Clinical Rationale: Seclusion requires review, monitoring, and humane conditions. | ❌ Why Not Others? | B — Quiet time: not the appropriate nursing action here | C — Punishment: not the appropriate nursing action here | D — Diet: INH depletes B6; supplement to prevent neuropathy. | ⚠️ Exam Trap: Read the exact question — the correct fact and its look-alike options are easy to interchange. | 💎 PNC Pearl: Severe agitation posing risk → Seclusion requires review, monitoring, and humane conditions</w:t>
       </w:r>
     </w:p>
     <w:p>
@@ -3409,7 +3409,7 @@
     </w:p>
     <w:p>
       <w:r>
-        <w:t>Solution: Hypervitaminosis A causes liver and bone damage.</w:t>
+        <w:t>Solution: ✅ Correct Answer: A. Excess supplementation or liver consumption | 🧠 Clinical Rationale: Hypervitaminosis A causes liver and bone damage. | ❌ Why Not Others? | B — Normal diet: not the appropriate nursing action here | C — Exercise: Calcium, vitamin D, and fall prevention maintain bone health. | D — Sunlight: Fortified foods, and vitamin D supplements prevent rickets. | ⚠️ Exam Trap: Read the exact question — the correct fact and its look-alike options are easy to interchange. | 💎 PNC Pearl: Excess supplementation or liver consumption → Hypervitaminosis A causes liver and bone damage</w:t>
       </w:r>
     </w:p>
     <w:p>
@@ -3454,7 +3454,7 @@
     </w:p>
     <w:p>
       <w:r>
-        <w:t>Solution: Immobility and dehydration are major causes of constipation.</w:t>
+        <w:t>Solution: ✅ Correct Answer: A. Bed rest, poor diet, and inadequate fluids | 🧠 Clinical Rationale: Immobility and dehydration are major causes of constipation. | ❌ Why Not Others? | B — Excess exercise: not the appropriate nursing action here | C — High fibre: Fibre (25–30 g) plus fluids softens stool and promotes regularity. | D — Cold weather: not the appropriate nursing action here | ⚠️ Exam Trap: Read the exact question — the correct fact and its look-alike options are easy to interchange. | 💎 PNC Pearl: Bed rest, poor diet, and inadequate fluids → Immobility and dehydration are major causes of constipation</w:t>
       </w:r>
     </w:p>
     <w:p>
@@ -3499,7 +3499,7 @@
     </w:p>
     <w:p>
       <w:r>
-        <w:t>Solution: Perforation in the third week is dangerous; early antibiotics prevent it.</w:t>
+        <w:t>Solution: ✅ Correct Answer: A. Intestinal perforation and haemorrhage | 🧠 Clinical Rationale: Perforation in the third week is dangerous; early antibiotics prevent it. | ❌ Why Not Others? | B — Fracture: Osteoporotic fragility most commonly causes hip, wrist, and vertebral fractures. | C — Obesity: Is BMI ≥30; overweight is 25-29.9. | D — Deafness: The deafness programme was integrated under the blindness control programme (NPPB). | ⚠️ Exam Trap: Read the exact question — the correct fact and its look-alike options are easy to interchange. | 💎 PNC Pearl: Perforation in the third week is dangerous; early antibiotics prevent it.</w:t>
       </w:r>
     </w:p>
     <w:p>
@@ -3544,7 +3544,7 @@
     </w:p>
     <w:p>
       <w:r>
-        <w:t>Solution: Respiratory status guides pneumonia care.</w:t>
+        <w:t>Solution: ✅ Correct Answer: A. Breath sounds, oxygen saturation, and fever | 🧠 Clinical Rationale: Respiratory status guides pneumonia care. | ❌ Why Not Others? | B — Only appetite: not the appropriate nursing action here | C — Only sleep: not the appropriate nursing action here | D — Nothing: Never induce vomiting after hydrocarbon ingestion — aspiration pneumonia risk; obtain urgent care. | ⚠️ Exam Trap: Read the exact question — the correct fact and its look-alike options are easy to interchange. | 💎 PNC Pearl: Breath sounds, oxygen saturation, and fever → Respiratory status guides pneumonia care</w:t>
       </w:r>
     </w:p>
     <w:p>
@@ -3589,7 +3589,7 @@
     </w:p>
     <w:p>
       <w:r>
-        <w:t>Solution: Accurate height uses bare feet and a stadiometer.</w:t>
+        <w:t>Solution: ✅ Correct Answer: A. The patient standing without shoes | 🧠 Clinical Rationale: Accurate height uses bare feet and a stadiometer. | ❌ Why Not Others? | B — Shoes on: not the appropriate nursing action here | C — A tape around the waist: not the appropriate nursing action here | D — Estimation: Anaemia is confirmed by Hb estimation; clinical pallor is a screening clue. | ⚠️ Exam Trap: Read the exact question — the correct fact and its look-alike options are easy to interchange. | 💎 PNC Pearl: The patient standing without shoes → Accurate height uses bare feet and a stadiometer</w:t>
       </w:r>
     </w:p>
     <w:p>
@@ -3634,7 +3634,7 @@
     </w:p>
     <w:p>
       <w:r>
-        <w:t>Solution: Nitrates cause vasodilation with headache, flushing, and hypotension; stand up slowly.</w:t>
+        <w:t>Solution: ✅ Correct Answer: A. Headache and hypotension | 🧠 Clinical Rationale: Nitrates cause vasodilation with headache, flushing, and hypotension; stand up slowly. | ❌ Why Not Others? | B — Hyperkalaemia: Spironolactone raises potassium; avoid with ACE inhibitors and potassium supplements. | C — Bradycardia below 30: not the appropriate nursing action here | D — Polyuria: Polyuria = 2,500 ml per day | ⚠️ Exam Trap: Read the exact question — the correct fact and its look-alike options are easy to interchange. | 💎 PNC Pearl: Headache and hypotension → Nitrates cause vasodilation with headache, flushing, and hypotension; stand up slowly</w:t>
       </w:r>
     </w:p>
     <w:p>
@@ -3679,7 +3679,7 @@
     </w:p>
     <w:p>
       <w:r>
-        <w:t>Solution: Currant-jelly stools signal intussusception with mucosal bleeding.</w:t>
+        <w:t>Solution: ✅ Correct Answer: A. Intussusception | 🧠 Clinical Rationale: Currant-jelly stools signal intussusception with mucosal bleeding. | ❌ Why Not Others? | B — Diarrhoea: Cholinergic side effects (nausea, vomiting, bradycardia) are common with cholinesterase inhibitors. | C — Constipation: Opioids slow GI motility; prophylactic stool softeners and fluids are routine. | D — Celiac disease: not the appropriate nursing action here | ⚠️ Exam Trap: Read the exact question — the correct fact and its look-alike options are easy to interchange. | 💎 PNC Pearl: Intussusception → Currant-jelly stools signal with mucosal bleeding</w:t>
       </w:r>
     </w:p>
     <w:p>
@@ -3724,7 +3724,7 @@
     </w:p>
     <w:p>
       <w:r>
-        <w:t>Solution: Nephrotic syndrome: proteinuria &gt;3.5 g/day, low serum albumin, oedema, hyperlipidaemia.</w:t>
+        <w:t>Solution: ✅ Correct Answer: A. Heavy proteinuria, hypoalbuminaemia, and oedema | 🧠 Clinical Rationale: Nephrotic syndrome: proteinuria &gt;3.5 g/day, low serum albumin, oedema, hyperlipidaemia. | ❌ Why Not Others? | B — Haematuria, hypertension, and flank pain: not the appropriate nursing action here | C — Polyuria, polydipsia, and weight loss: not the appropriate nursing action here | D — Fever, dysuria, and frequency: not the appropriate nursing action here | ⚠️ Exam Trap: Read the exact question — the correct fact and its look-alike options are easy to interchange. | 💎 PNC Pearl: Heavy proteinuria, hypoalbuminaemia, and oedema → Nephrotic syndrome: proteinuria &gt;3.5 g/day, low serum albumin, oedema, hyperlipidaemia</w:t>
       </w:r>
     </w:p>
     <w:p>
@@ -3769,7 +3769,7 @@
     </w:p>
     <w:p>
       <w:r>
-        <w:t>Solution: Application items present novel scenarios.</w:t>
+        <w:t>Solution: ✅ Correct Answer: A. Use knowledge in a new clinical situation | 🧠 Clinical Rationale: Application items present novel scenarios. | ❌ Why Not Others? | B — Define a term: not the appropriate nursing action here | C — List facts: not the appropriate nursing action here | D — Name parts: not the appropriate nursing action here | ⚠️ Exam Trap: Read the exact question — the correct fact and its look-alike options are easy to interchange. | 💎 PNC Pearl: Use knowledge in a new clinical situation → Application items present novel scenarios</w:t>
       </w:r>
     </w:p>
     <w:p>
@@ -3814,7 +3814,7 @@
     </w:p>
     <w:p>
       <w:r>
-        <w:t>Solution: Models vary; team and primary nursing are common.</w:t>
+        <w:t>Solution: ✅ Correct Answer: A. Team nursing or primary nursing (varies) | 🧠 Clinical Rationale: Models vary; team and primary nursing are common. | ❌ Why Not Others? | B — Total patient care only: not the appropriate nursing action here | C — Case method always: not the appropriate nursing action here | D — Functional only: not the appropriate nursing action here | ⚠️ Exam Trap: Read the exact question — the correct fact and its look-alike options are easy to interchange. | 💎 PNC Pearl: Team nursing or primary nursing (varies) → Models vary; team and primary nursing are common</w:t>
       </w:r>
     </w:p>
     <w:p>
@@ -3859,7 +3859,7 @@
     </w:p>
     <w:p>
       <w:r>
-        <w:t>Solution: Tubal blockage from infection (PID, TB) is the leading female cause of infertility in India.</w:t>
+        <w:t>Solution: ✅ Correct Answer: A. Tubal factor damage | 🧠 Clinical Rationale: Tubal blockage from infection (PID, TB) is the leading female cause of infertility in India. | ❌ Why Not Others? | B — Uterine fibroids always: not the appropriate nursing action here | C — Endometriosis only: not the appropriate nursing action here | D — Thyroid disease: not the appropriate nursing action here | ⚠️ Exam Trap: Read the exact question — the correct fact and its look-alike options are easy to interchange. | 💎 PNC Pearl: Tubal factor damage → Tubal blockage from infection (PID, TB) is the leading female cause of infertility in India</w:t>
       </w:r>
     </w:p>
     <w:p>
@@ -3904,7 +3904,7 @@
     </w:p>
     <w:p>
       <w:r>
-        <w:t>Solution: WHOQOL measures quality of life.</w:t>
+        <w:t>Solution: ✅ Correct Answer: A. World Health Organization Quality of Life | 🧠 Clinical Rationale: WHOQOL measures quality of life. | ❌ Why Not Others? | B — World Health Quality of Living: not the appropriate nursing action here | C — World Health Organisation Questionnaire of Life: not the appropriate nursing action here | D — WHO Quality of Life Index: not the appropriate nursing action here | ⚠️ Exam Trap: Don’t confuse "World Health Organization Quality of Life" with "World Health Quality of Living" — they look alike and are easy to interchange. | 💎 PNC Pearl: World Health Organization Quality of Life → WHOQOL measures quality of life</w:t>
       </w:r>
     </w:p>
     <w:p>
@@ -3949,7 +3949,7 @@
     </w:p>
     <w:p>
       <w:r>
-        <w:t>Solution: Give vitamin K at birth.</w:t>
+        <w:t>Solution: ✅ Correct Answer: A. Sterile gut and low placental transfer | 🧠 Clinical Rationale: Give vitamin K at birth. | ❌ Why Not Others? | B — Diet: INH depletes B6; supplement to prevent neuropathy. | C — Climate: NMSA promotes sustainable agriculture. | D — Genetics: Diet and heredity drive LDL; statins and lifestyle lower it. | ⚠️ Exam Trap: Read the exact question — the correct fact and its look-alike options are easy to interchange. | 💎 PNC Pearl: Sterile gut and low placental transfer → Give vitamin K at birth</w:t>
       </w:r>
     </w:p>
     <w:p>
@@ -3994,7 +3994,7 @@
     </w:p>
     <w:p>
       <w:r>
-        <w:t>Solution: Hb is the primary anaemia screen; ferritin confirms iron status.</w:t>
+        <w:t>Solution: ✅ Correct Answer: A. Haemoglobin | 🧠 Clinical Rationale: Hb is the primary anaemia screen; ferritin confirms iron status. | ❌ Why Not Others? | B — Creatinine: not the appropriate nursing action here | C — Glucose: Cortisol promotes gluconeogenesis, mobilizing fuel during stress. | D — Cholesterol: Cholesterol = Lipid (sterol) | ⚠️ Exam Trap: Read the exact question — the correct fact and its look-alike options are easy to interchange. | 💎 PNC Pearl: Haemoglobin → Hb is the primary anaemia screen; ferritin confirms iron status</w:t>
       </w:r>
     </w:p>
     <w:p>
@@ -4039,7 +4039,7 @@
     </w:p>
     <w:p>
       <w:r>
-        <w:t>Solution: Treat with CBT and support groups; screen for debt.</w:t>
+        <w:t>Solution: ✅ Correct Answer: A. Reward-seeking with escalating losses | 🧠 Clinical Rationale: Treat with CBT and support groups; screen for debt. | ❌ Why Not Others? | B — Luck: not the appropriate nursing action here | C — Diet: INH depletes B6; supplement to prevent neuropathy. | D — Exercise: Calcium, vitamin D, and fall prevention maintain bone health. | ⚠️ Exam Trap: Read the exact question — the correct fact and its look-alike options are easy to interchange. | 💎 PNC Pearl: Reward-seeking with escalating losses → Treat with CBT and support groups; screen for debt</w:t>
       </w:r>
     </w:p>
     <w:p>
@@ -4084,7 +4084,7 @@
     </w:p>
     <w:p>
       <w:r>
-        <w:t>Solution: Previous caesarean(s) warrant hospital delivery with emergency obstetric care.</w:t>
+        <w:t>Solution: ✅ Correct Answer: A. Delivered in a facility with surgical backup | 🧠 Clinical Rationale: Previous caesarean(s) warrant hospital delivery with emergency obstetric care. | ❌ Why Not Others? | B — Delivered at home: not the appropriate nursing action here | C — Given no care: not the appropriate nursing action here | D — Only observed: not the appropriate nursing action here | ⚠️ Exam Trap: Read the exact question — the correct fact and its look-alike options are easy to interchange. | 💎 PNC Pearl: Delivered in a facility with surgical backup → Previous caesarean(s) warrant hospital delivery with emergency obstetric care</w:t>
       </w:r>
     </w:p>
     <w:p>
@@ -4129,7 +4129,7 @@
     </w:p>
     <w:p>
       <w:r>
-        <w:t>Solution: Feeding assessment classifies breastfeeding adequacy and guides counselling.</w:t>
+        <w:t>Solution: ✅ Correct Answer: A. Classify breastfeeding and malnutrition problems | 🧠 Clinical Rationale: Feeding assessment classifies breastfeeding adequacy and guides counselling. | ❌ Why Not Others? | B — Measure intelligence: not the appropriate nursing action here | C — Test vision: not the appropriate nursing action here | D — Check blood sugar: not the appropriate nursing action here | ⚠️ Exam Trap: Read the exact question — the correct fact and its look-alike options are easy to interchange. | 💎 PNC Pearl: Classify breastfeeding and malnutrition problems → Feeding assessment classifies breastfeeding adequacy and guides counselling</w:t>
       </w:r>
     </w:p>
     <w:p>
@@ -4174,7 +4174,7 @@
     </w:p>
     <w:p>
       <w:r>
-        <w:t>Solution: Matrushakti supports maternal nutrition.</w:t>
+        <w:t>Solution: ✅ Correct Answer: A. Extra nutrition and care for pregnant and lactating women | 🧠 Clinical Rationale: Matrushakti supports maternal nutrition. | ❌ Why Not Others? | B — Free delivery: JSSK provides free entitlements to pregnant women and sick newborns in public institutions. | C — Pension: not the appropriate nursing action here | D — Loans: not the appropriate nursing action here | ⚠️ Exam Trap: Read the exact question — the correct fact and its look-alike options are easy to interchange. | 💎 PNC Pearl: Extra nutrition and care for pregnant and lactating women → Matrushakti supports maternal nutrition</w:t>
       </w:r>
     </w:p>
     <w:p>
@@ -4219,7 +4219,7 @@
     </w:p>
     <w:p>
       <w:r>
-        <w:t>Solution: TT1 and TT2 (or booster) are given during pregnancy.</w:t>
+        <w:t>Solution: ✅ Correct Answer: A. Two doses of TT (or booster) as per schedule | 🧠 Clinical Rationale: TT1 and TT2 (or booster) are given during pregnancy. | ❌ Why Not Others? | B — Five doses: not the appropriate nursing action here | C — No TT: not the appropriate nursing action here | D — One dose at delivery: not the appropriate nursing action here | ⚠️ Exam Trap: Read the exact question — the correct fact and its look-alike options are easy to interchange. | 💎 PNC Pearl: Two doses of TT (or booster) as per schedule → TT1 and TT2 (or booster) are given during pregnancy</w:t>
       </w:r>
     </w:p>
     <w:p>
@@ -4264,7 +4264,7 @@
     </w:p>
     <w:p>
       <w:r>
-        <w:t>Solution: Mercury is hazardous; spill kits and safe disposal prevent contamination.</w:t>
+        <w:t>Solution: ✅ Correct Answer: A. Hazardous chemical waste with spill kits | 🧠 Clinical Rationale: Mercury is hazardous; spill kits and safe disposal prevent contamination. | ❌ Why Not Others? | B — General waste: not the appropriate nursing action here | C — Sharps: Containers prevent injuries. | D — Recyclable plastic: not the appropriate nursing action here | ⚠️ Exam Trap: Read the exact question — the correct fact and its look-alike options are easy to interchange. | 💎 PNC Pearl: Hazardous chemical waste with spill kits → Mercury is hazardous; spill kits and safe disposal prevent contamination</w:t>
       </w:r>
     </w:p>
     <w:p>
@@ -4309,7 +4309,7 @@
     </w:p>
     <w:p>
       <w:r>
-        <w:t>Solution: PMMVY provides maternity benefit to pregnant and lactating women.</w:t>
+        <w:t>Solution: ✅ Correct Answer: A. Pradhan Mantri Matru Vandana Yojana | 🧠 Clinical Rationale: PMMVY provides maternity benefit to pregnant and lactating women. | ❌ Why Not Others? | B — Pradhan Mantri Matritva Vitaran Yojana: not the appropriate nursing action here | C — Pradhan Mantri Mahila Vikas Yojana: not the appropriate nursing action here | D — Pradhan Mantri Medical Vikas Yojana: not the appropriate nursing action here | ⚠️ Exam Trap: Don’t confuse "Pradhan Mantri Matru Vandana Yojana" with "Pradhan Mantri Matritva Vitaran Yojana" — they look alike and are easy to interchange. | 💎 PNC Pearl: Pradhan Mantri Matru Vandana Yojana → PMMVY provides maternity benefit to pregnant and lactating women</w:t>
       </w:r>
     </w:p>
     <w:p>
@@ -4354,7 +4354,7 @@
     </w:p>
     <w:p>
       <w:r>
-        <w:t>Solution: IDSP (now IHIP) monitors vaccine-preventable and epidemic-prone diseases.</w:t>
+        <w:t>Solution: ✅ Correct Answer: A. The Integrated Disease Surveillance Programme (IDSP) | 🧠 Clinical Rationale: IDSP (now IHIP) monitors vaccine-preventable and epidemic-prone diseases. | ❌ Why Not Others? | B — Only hospitals: not the appropriate nursing action here | C — Only schools: not the appropriate nursing action here | D — Only labs: not the appropriate nursing action here | ⚠️ Exam Trap: Read the exact question — the correct fact and its look-alike options are easy to interchange. | 💎 PNC Pearl: The Integrated Disease Surveillance Programme (IDSP) → IDSP (now IHIP) monitors vaccine-preventable and epidemic-prone diseases</w:t>
       </w:r>
     </w:p>
     <w:p>
@@ -4399,7 +4399,7 @@
     </w:p>
     <w:p>
       <w:r>
-        <w:t>Solution: JSY provides Rs 1,400 in rural areas (Rs 1,000 urban) for BPL deliveries.</w:t>
+        <w:t>Solution: ✅ Correct Answer: A. Rs 1,400 | 🧠 Clinical Rationale: JSY provides Rs 1,400 in rural areas (Rs 1,000 urban) for BPL deliveries. | ❌ Why Not Others? | B — Rs 5,000: PMMVY provides Rs 5,000 in three instalments. | C — Rs 10,000: not the appropriate nursing action here | D — Rs 100: not the appropriate nursing action here | ⚠️ Exam Trap: Read the exact question — the correct fact and its look-alike options are easy to interchange. | 💎 PNC Pearl: Rs 1,400 → JSY provides in rural areas (Rs 1,000 urban) for BPL deliveries</w:t>
       </w:r>
     </w:p>
     <w:p>
@@ -4444,7 +4444,7 @@
     </w:p>
     <w:p>
       <w:r>
-        <w:t>Solution: Facility delivery, SNCUs, and HBNC drove Rajasthan's IMR decline.</w:t>
+        <w:t>Solution: ✅ Correct Answer: A. Improved institutional delivery and newborn care | 🧠 Clinical Rationale: Facility delivery, SNCUs, and HBNC drove Rajasthan's IMR decline. | ❌ Why Not Others? | B — Only roads: not the appropriate nursing action here | C — Only schools: not the appropriate nursing action here | D — Only tourism: not the appropriate nursing action here | ⚠️ Exam Trap: Read the exact question — the correct fact and its look-alike options are easy to interchange. | 💎 PNC Pearl: Improved institutional delivery and newborn care → Facility delivery, SNCUs, and HBNC drove Rajasthan's IMR decline</w:t>
       </w:r>
     </w:p>
     <w:p>
@@ -4489,7 +4489,7 @@
     </w:p>
     <w:p>
       <w:r>
-        <w:t>Solution: NHM strengthens SNCUs comprehensively.</w:t>
+        <w:t>Solution: ✅ Correct Answer: A. Equipment, training, and referral support | 🧠 Clinical Rationale: NHM strengthens SNCUs comprehensively. | ❌ Why Not Others? | B — Only buildings: not the appropriate nursing action here | C — Only ambulances: not the appropriate nursing action here | D — Only staff salaries: not the appropriate nursing action here | ⚠️ Exam Trap: Read the exact question — the correct fact and its look-alike options are easy to interchange. | 💎 PNC Pearl: Equipment, training, and referral support → NHM strengthens SNCUs comprehensively</w:t>
       </w:r>
     </w:p>
     <w:p>
@@ -4534,7 +4534,7 @@
     </w:p>
     <w:p>
       <w:r>
-        <w:t>Solution: Near-miss reviews learn from survivors of severe complications.</w:t>
+        <w:t>Solution: ✅ Correct Answer: A. Women who nearly died from obstetric complications | 🧠 Clinical Rationale: Near-miss reviews learn from survivors of severe complications. | ❌ Why Not Others? | B — All hospital admissions: not the appropriate nursing action here | C — Only infant deaths: not the appropriate nursing action here | D — Only stillbirths: not the appropriate nursing action here | ⚠️ Exam Trap: Read the exact question — the correct fact and its look-alike options are easy to interchange. | 💎 PNC Pearl: Women who nearly died from obstetric complications → Near-miss reviews learn from survivors of severe complications</w:t>
       </w:r>
     </w:p>
     <w:p>
@@ -4579,7 +4579,7 @@
     </w:p>
     <w:p>
       <w:r>
-        <w:t>Solution: NHM aims for universal, equitable, affordable health care.</w:t>
+        <w:t>Solution: ✅ Correct Answer: A. Universal access to equitable, affordable, quality healthcare | 🧠 Clinical Rationale: NHM aims for universal, equitable, affordable health care. | ❌ Why Not Others? | B — Building more hospitals only: not the appropriate nursing action here | C — Free medicines only: not the appropriate nursing action here | D — Insurance only: not the appropriate nursing action here | ⚠️ Exam Trap: Read the exact question — the correct fact and its look-alike options are easy to interchange. | 💎 PNC Pearl: Universal access to equitable, affordable, quality healthcare → NHM aims for universal, equitable, affordable health care</w:t>
       </w:r>
     </w:p>
     <w:p>
@@ -4624,7 +4624,7 @@
     </w:p>
     <w:p>
       <w:r>
-        <w:t>Solution: DBT transfers cash benefits directly to beneficiaries.</w:t>
+        <w:t>Solution: ✅ Correct Answer: A. Direct Benefit Transfer | 🧠 Clinical Rationale: DBT transfers cash benefits directly to beneficiaries. | ❌ Why Not Others? | B — District Blood Testing: not the appropriate nursing action here | C — Digital Billing Technology: not the appropriate nursing action here | D — Direct Blood Transfusion: not the appropriate nursing action here | ⚠️ Exam Trap: Read the exact question — the correct fact and its look-alike options are easy to interchange. | 💎 PNC Pearl: Direct Benefit Transfer → DBT transfers cash benefits directly to beneficiaries</w:t>
       </w:r>
     </w:p>
     <w:p>
@@ -4669,7 +4669,7 @@
     </w:p>
     <w:p>
       <w:r>
-        <w:t>Solution: Ayushman Bharat's HWCs upgrade sub-centres/PHCs for comprehensive primary care.</w:t>
+        <w:t>Solution: ✅ Correct Answer: A. Ayushman Bharat (part of NHM's comprehensive primary care) | 🧠 Clinical Rationale: Ayushman Bharat's HWCs upgrade sub-centres/PHCs for comprehensive primary care. | ❌ Why Not Others? | B — Only urban health: not the appropriate nursing action here | C — Only school health: not the appropriate nursing action here | D — Disaster management: not the appropriate nursing action here | ⚠️ Exam Trap: Read the exact question — the correct fact and its look-alike options are easy to interchange. | 💎 PNC Pearl: Ayushman Bharat (part of NHM's comprehensive primary care) → Ayushman Bharat's HWCs upgrade sub-centres/PHCs for comprehensive primary care</w:t>
       </w:r>
     </w:p>
     <w:p>
@@ -4714,7 +4714,7 @@
     </w:p>
     <w:p>
       <w:r>
-        <w:t>Solution: ASHA facilitators (formerly Sanginis) supervise and support ASHAs.</w:t>
+        <w:t>Solution: ✅ Correct Answer: A. Support and mentor a group of ASHAs | 🧠 Clinical Rationale: ASHA facilitators (formerly Sanginis) supervise and support ASHAs. | ❌ Why Not Others? | B — Replace ASHAs: not the appropriate nursing action here | C — Only collect data: not the appropriate nursing action here | D — Only distribute medicines: not the appropriate nursing action here | ⚠️ Exam Trap: Read the exact question — the correct fact and its look-alike options are easy to interchange. | 💎 PNC Pearl: Support and mentor a group of ASHAs → ASHA facilitators (formerly Sanginis) supervise and support ASHAs</w:t>
       </w:r>
     </w:p>
     <w:p>
@@ -4759,7 +4759,7 @@
     </w:p>
     <w:p>
       <w:r>
-        <w:t>Solution: WHO marks 5 May as Hand Hygiene Day.</w:t>
+        <w:t>Solution: ✅ Correct Answer: A. 5 May | 📰 Why: WHO marks 5 May as Hand Hygiene Day. | ❌ Why Not Others? | B — 7 April: World Health Day marks WHO's founding on 7 April 1948. | C — 14 June: Marks Karl Landsteiner's birthday. | D — 1 December: World AIDS Day is 1 December. | ⚠️ Exam Trap: Read the exact question — the correct fact and its look-alike options are easy to interchange. | 💎 PNC CA Pearl: 5 May → WHO marks as Hand Hygiene Day</w:t>
       </w:r>
     </w:p>
     <w:p>
@@ -4804,7 +4804,7 @@
     </w:p>
     <w:p>
       <w:r>
-        <w:t>Solution: The 8th Pay Commission was announced in January 2025.</w:t>
+        <w:t>Solution: ✅ Correct Answer: A. 2025 | 🧠 Clinical Rationale: The 8th Pay Commission was announced in January 2025. | ❌ Why Not Others? | B — 2020: The ₹20 lakh crore package came in May 2020. — an incorrect year | C — 2023: India achieved measles-rubella elimination certification in 2023. — an incorrect year | D — 2018: India's MMR declined to about 97 per 100,000 live births (2018-20). — an incorrect year | ⚠️ Exam Trap: Never guess years — fix each year to its exact event before choosing. | 💎 PNC Pearl: 2025 → The 8th Pay Commission was announced in January</w:t>
       </w:r>
     </w:p>
     <w:p>
@@ -4849,7 +4849,7 @@
     </w:p>
     <w:p>
       <w:r>
-        <w:t>Solution: Ranthambore, famous for tigers, is in Sawai Madhopur district.</w:t>
+        <w:t>Solution: ✅ Correct Answer: A. Sawai Madhopur | 🧠 Explanation: Ranthambore, famous for tigers, is in Sawai Madhopur district. | ❌ Why Not Others? | B — Alwar: The Matsya festival is celebrated in Alwar, the land of the ancient Matsya kingdom. — not the correct location | C — Jhalawar: Gagron Fort, a water fort, is in Jhalawar district. — not the correct location | D — Karauli: Kaila Devi temple is in Karauli district. — not the correct location | ⚠️ Exam Trap: Read the exact question — the correct fact and its look-alike options are easy to interchange. | 💎 PNC GK Pearl: Sawai Madhopur → Ranthambore, famous for tigers is in district</w:t>
       </w:r>
     </w:p>
     <w:p>
@@ -4894,7 +4894,7 @@
     </w:p>
     <w:p>
       <w:r>
-        <w:t>Solution: Maharana Pratap was a Sisodia ruler of Mewar.</w:t>
+        <w:t>Solution: ✅ Correct Answer: A. Sisodia (Mewar) | 🧠 Clinical Rationale: Maharana Pratap was a Sisodia ruler of Mewar. | ❌ Why Not Others? | B — Kachhwaha: not the appropriate nursing action here | C — Rathore: not the appropriate nursing action here | D — Chauhan: not the appropriate nursing action here | ⚠️ Exam Trap: Read the exact question — the correct fact and its look-alike options are easy to interchange. | 💎 PNC Pearl: Sisodia (Mewar) → Maharana Pratap was a Sisodia ruler of Mewar</w:t>
       </w:r>
     </w:p>
     <w:p>
@@ -4939,7 +4939,7 @@
     </w:p>
     <w:p>
       <w:r>
-        <w:t>Solution: Oxygen supports burning.</w:t>
+        <w:t>Solution: ✅ Correct Answer: A. Oxygen | 🧠 Explanation: Oxygen supports burning. | ❌ Why Not Others? | B — Nitrogen: Makes up about 78% of the atmosphere. | C — Carbon dioxide: Plants take in CO₂ and release oxygen during photosynthesis. | D — Helium: Is light and non-flammable. | ⚠️ Exam Trap: Read the exact question — the correct fact and its look-alike options are easy to interchange. | 💎 PNC GK Pearl: Oxygen → supports burning</w:t>
       </w:r>
     </w:p>
     <w:p>
@@ -4984,7 +4984,7 @@
     </w:p>
     <w:p>
       <w:r>
-        <w:t>Solution: Vitamin C deficiency causes scurvy with bleeding gums.</w:t>
+        <w:t>Solution: ✅ Correct Answer: A. Vitamin C | 🧠 Explanation: Vitamin C deficiency causes scurvy with bleeding gums. | ❌ Why Not Others? | B — Vitamin A: not the correct fact here | C — Vitamin D: Sunlight synthesises vitamin D in the skin. | D — Vitamin K: Synthesises clotting factors; newborns receive a dose at birth. | ⚠️ Exam Trap: Read the exact question — the correct fact and its look-alike options are easy to interchange. | 💎 PNC GK Pearl: Vitamin C → deficiency causes scurvy with bleeding gums</w:t>
       </w:r>
     </w:p>
     <w:p>
@@ -5029,7 +5029,7 @@
     </w:p>
     <w:p>
       <w:r>
-        <w:t>Solution: Chirawa is a Shekhawati heritage town.</w:t>
+        <w:t>Solution: ✅ Correct Answer: A. Its frescoed havelis | 🧠 Explanation: Chirawa is a Shekhawati heritage town. | ❌ Why Not Others? | B — Salt: Pachpadra has a salt lake in Barmer. | C — Copper: Metals like copper conduct electricity; the others are insulators. | D — Camel: Bikaner and the Thar are famed for camels. | ⚠️ Exam Trap: Read the exact question — the correct fact and its look-alike options are easy to interchange. | 💎 PNC GK Pearl: Its frescoed havelis → Chirawa is a Shekhawati heritage town</w:t>
       </w:r>
     </w:p>
     <w:p>
@@ -5074,7 +5074,7 @@
     </w:p>
     <w:p>
       <w:r>
-        <w:t>Solution: V.P. Singh implemented Mandal in 1990.</w:t>
+        <w:t>Solution: ✅ Correct Answer: A. 1990 | 🧠 Clinical Rationale: V.P. Singh implemented Mandal in 1990. | ❌ Why Not Others? | B — 1980: Six banks were nationalised in 1980. — an incorrect year | C — 2000: Normal urine output is 1–2 L/day. — an incorrect year | D — 1975: ICDS began in 1975 as India's child nutrition programme. — an incorrect year | ⚠️ Exam Trap: Never guess years — fix each year to its exact event before choosing. | 💎 PNC Pearl: V.P. Singh implemented Mandal in 1990.</w:t>
       </w:r>
     </w:p>
     <w:p>
@@ -5119,7 +5119,7 @@
     </w:p>
     <w:p>
       <w:r>
-        <w:t>Solution: PBD honours overseas Indians (9 January).</w:t>
+        <w:t>Solution: ✅ Correct Answer: A. Honour the Indian diaspora | 📰 Why: PBD honours overseas Indians (9 January). | ❌ Why Not Others? | B — Mark independence: not the correct fact here | C — Celebrate farmers: not the correct fact here | D — Mark Republic Day: not the correct fact here | ⚠️ Exam Trap: Read the exact question — the correct fact and its look-alike options are easy to interchange. | 💎 PNC CA Pearl: Honour the Indian diaspora → PBD honours overseas Indians (9 January)</w:t>
       </w:r>
     </w:p>
     <w:p>
@@ -5164,7 +5164,7 @@
     </w:p>
     <w:p>
       <w:r>
-        <w:t>Solution: Saheliyon ki Bari is the garden of the maidens.</w:t>
+        <w:t>Solution: ✅ Correct Answer: A. Gardens with fountains for royal maids | 🧠 Explanation: Saheliyon ki Bari is the garden of the maidens. | ❌ Why Not Others? | B — Fort: Jalore fort has Jain temples and the Sundha Mata shrine. | C — Temple: Abhaneri's baori and temple are landmarks. | D — Museum: The City Palace museum showcases Jaipur's royal heritage. | ⚠️ Exam Trap: Read the exact question — the correct fact and its look-alike options are easy to interchange. | 💎 PNC GK Pearl: Gardens with fountains for royal maids → Saheliyon ki Bari is the garden of the maidens</w:t>
       </w:r>
     </w:p>
     <w:p>
@@ -5209,7 +5209,7 @@
     </w:p>
     <w:p>
       <w:r>
-        <w:t>Solution: Pichwai hangings adorn the Nathdwara shrine.</w:t>
+        <w:t>Solution: ✅ Correct Answer: A. Nathdwara | 🧠 Explanation: Pichwai hangings adorn the Nathdwara shrine. | ❌ Why Not Others? | B — Ranakpur: not the correct fact here | C — Eklingji: not the correct fact here | D — Pushkar: Kulfi and rabri are famous. | ⚠️ Exam Trap: Read the exact question — the correct fact and its look-alike options are easy to interchange. | 💎 PNC GK Pearl: Nathdwara → Pichwai hangings adorn shrine</w:t>
       </w:r>
     </w:p>
     <w:p>
@@ -5254,7 +5254,7 @@
     </w:p>
     <w:p>
       <w:r>
-        <w:t>Solution: Refraction changes the direction of light at a boundary.</w:t>
+        <w:t>Solution: ✅ Correct Answer: A. Refraction | 🧠 Explanation: Refraction changes the direction of light at a boundary. | ❌ Why Not Others? | B — Reflection: Returns light from a surface. | C — Diffraction: Spreads light around edges. | D — Dispersion: A prism disperses white light into the spectrum. | ⚠️ Exam Trap: Read the exact question — the correct fact and its look-alike options are easy to interchange. | 💎 PNC GK Pearl: Refraction → changes the direction of light at a boundary</w:t>
       </w:r>
     </w:p>
     <w:p>
@@ -5299,7 +5299,7 @@
     </w:p>
     <w:p>
       <w:r>
-        <w:t>Solution: The Desert National Park is near Jaisalmer.</w:t>
+        <w:t>Solution: ✅ Correct Answer: A. Jaisalmer | 🧠 Clinical Rationale: The Desert National Park is near Jaisalmer. | ❌ Why Not Others? | B — Jaipur: Is the capital of Rajasthan. | C — Bikaner: The Ganga Risala was the camel cavalry of the Bikaner State. | D — Jodhpur: The Rajasthan High Court is in Jodhpur. | ⚠️ Exam Trap: Read the exact question — the correct fact and its look-alike options are easy to interchange. | 💎 PNC Pearl: Jaisalmer → The Desert National Park is near</w:t>
       </w:r>
     </w:p>
     <w:p>
@@ -5344,7 +5344,7 @@
     </w:p>
     <w:p>
       <w:r>
-        <w:t>Solution: The Ashoka Chakra is the highest peacetime gallantry award.</w:t>
+        <w:t>Solution: ✅ Correct Answer: A. Gallantry other than in the face of the enemy | 📰 Why: The Ashoka Chakra is the highest peacetime gallantry award. | ❌ Why Not Others? | B — Civilian service: not the correct fact here | C — Sports: It honours lifetime sporting achievement. | D — Science: not the correct fact here | ⚠️ Exam Trap: Read the exact question — the correct fact and its look-alike options are easy to interchange. | 💎 PNC CA Pearl: Gallantry other than in the face of the enemy → The Ashoka Chakra is the highest peacetime gallantry award</w:t>
       </w:r>
     </w:p>
     <w:p>
@@ -5389,7 +5389,7 @@
     </w:p>
     <w:p>
       <w:r>
-        <w:t>Solution: Rajendra Prasad was the first President.</w:t>
+        <w:t>Solution: ✅ Correct Answer: A. Dr. Rajendra Prasad | 🧠 Clinical Rationale: Rajendra Prasad was the first President. | ❌ Why Not Others? | B — S. Radhakrishnan: not the first President | C — Zakir Husain: not the first President | D — V.V. Giri: not the first President | ⚠️ Exam Trap: Read the exact question — the correct fact and its look-alike options are easy to interchange. | 💎 PNC Pearl: Dr. Rajendra Prasad = the first President</w:t>
       </w:r>
     </w:p>
     <w:p>
@@ -5434,7 +5434,7 @@
     </w:p>
     <w:p>
       <w:r>
-        <w:t>Solution: प्रचलन में 'नर्स' स्त्रीलिंग में प्रयुक्त होता है।</w:t>
+        <w:t>Solution: ✅ Correct Answer: A. स्त्रीलिंग (प्रचलन में) | 🧠 Grammar Rule: प्रचलन में 'नर्स' स्त्रीलिंग में प्रयुक्त होता है। | ❌ Why Not Others? | B — पुल्लिंग: not the correct answer here | C — दोनों: not the correct answer here | D — नपुंसक: not the correct answer here | ⚠️ Exam Trap: Read the exact question — the correct fact and its look-alike options are easy to interchange. | 📌 Rule to Remember: स्त्रीलिंग (प्रचलन में) → प्रचलन में 'नर्स' स्त्रीलिंग में प्रयुक्त होता है।</w:t>
       </w:r>
     </w:p>
     <w:p>
@@ -5479,7 +5479,7 @@
     </w:p>
     <w:p>
       <w:r>
-        <w:t>Solution: 'व्यवस्था' शुद्ध वर्तनी है।</w:t>
+        <w:t>Solution: ✅ Correct Answer: A. व्यवस्था | 🧠 Grammar Rule: 'व्यवस्था' शुद्ध वर्तनी है। | ❌ Why Not Others? | B — व्यवस्थाा: not the correct answer here | C — वेवस्था: not the correct answer here | D — व्य्वस्था: not the correct answer here | ⚠️ Exam Trap: Don’t confuse "व्यवस्था" with "व्यवस्थाा" — they look alike and are easy to interchange. | 📌 Rule to Remember: व्यवस्था → शुद्ध वर्तनी है।</w:t>
       </w:r>
     </w:p>
     <w:p>
@@ -5524,7 +5524,7 @@
     </w:p>
     <w:p>
       <w:r>
-        <w:t>Solution: जय का विलोम 'पराजय' है।</w:t>
+        <w:t>Solution: ✅ Correct Answer: A. पराजय | 🧠 Grammar Rule: जय का विलोम 'पराजय' है। | ❌ Why Not Others? | B — विजय: not the correct answer here | C — सफलता: not the correct answer here | D — उपलब्धि: not the correct answer here | ⚠️ Exam Trap: Read the exact question — the correct fact and its look-alike options are easy to interchange. | 📌 Rule to Remember: पराजय → जय का विलोम ' ' है।</w:t>
       </w:r>
     </w:p>
     <w:p>
@@ -5569,7 +5569,7 @@
     </w:p>
     <w:p>
       <w:r>
-        <w:t>Solution: हास्य रस का स्थायी भाव हास (हँसी) है।</w:t>
+        <w:t>Solution: ✅ Correct Answer: A. हास | 🧠 Grammar Rule: हास्य रस का स्थायी भाव हास (हँसी) है। | ❌ Why Not Others? | B — शोक: करुण रस का स्थायी भाव शोक है। | C — भय: भयानक रस का स्थायी भाव भय है। | D — विस्मय: not the correct answer here | ⚠️ Exam Trap: Read the exact question — the correct fact and its look-alike options are easy to interchange. | 📌 Rule to Remember: हास → ्य रस का स्थायी भाव (हँसी) है।</w:t>
       </w:r>
     </w:p>
     <w:p>
@@ -5614,7 +5614,7 @@
     </w:p>
     <w:p>
       <w:r>
-        <w:t>Solution: 'Conscience' (moral sense) is the correct spelling.</w:t>
+        <w:t>Solution: ✅ Correct Answer: A. Conscience | 🧠 Grammar Rule: 'Conscience' (moral sense) is the correct spelling. | ❌ Why Not Others? | B — Consciencee: not the correct answer here | C — Consience: not the correct answer here | D — Consciense: not the correct answer here | ⚠️ Exam Trap: Don’t confuse "Conscience" with "Consciencee" — they look alike and are easy to interchange. | 📌 Rule to Remember: Conscience → (moral sense) is the correct spelling</w:t>
       </w:r>
     </w:p>
     <w:p>
@@ -5659,7 +5659,7 @@
     </w:p>
     <w:p>
       <w:r>
-        <w:t>Solution: An apiary is a bee-keeping site.</w:t>
+        <w:t>Solution: ✅ Correct Answer: A. Apiary | 🧠 Grammar Rule: An apiary is a bee-keeping site. | ❌ Why Not Others? | B — Avairy: not the correct answer here | C — Aquarium: not the correct answer here | D — Orchard: not the correct answer here | ⚠️ Exam Trap: Read the exact question — the correct fact and its look-alike options are easy to interchange. | 📌 Rule to Remember: Apiary → a bee-keeping site</w:t>
       </w:r>
     </w:p>
     <w:p>
@@ -5704,7 +5704,7 @@
     </w:p>
     <w:p>
       <w:r>
-        <w:t>Solution: 'News' is uncountable and takes a singular verb.</w:t>
+        <w:t>Solution: ✅ Correct Answer: A. The news is good. | 🧠 Grammar Rule: 'News' is uncountable and takes a singular verb. | ❌ Why Not Others? | B — The news are good.: not the correct answer here | C — The news were good.: not the correct answer here | D — The news have been good.: not the correct answer here | ⚠️ Exam Trap: Don’t confuse "The news is good." with "The news are good." — they look alike and are easy to interchange. | 📌 Rule to Remember: The news is good. → News' is uncountable and takes a singular verb</w:t>
       </w:r>
     </w:p>
     <w:p>
@@ -5749,7 +5749,7 @@
     </w:p>
     <w:p>
       <w:r>
-        <w:t>Solution: चरण को ही कमल कहा गया — रूपक अलंकार।</w:t>
+        <w:t>Solution: ✅ Correct Answer: A. रूपक अलंकार | 🧠 Grammar Rule: चरण को ही कमल कहा गया — रूपक अलंकार। | ❌ Why Not Others? | B — उपमा अलंकार: 'समान' शब्द के कारण उपमा अलंकार है। | C — अनुप्रास अलंकार: 'म' वर्ण की आवृत्ति से अनुप्रास अलंकार। | D — श्लेष अलंकार: not the correct answer here | ⚠️ Exam Trap: Read the exact question — the correct fact and its look-alike options are easy to interchange. | 📌 Rule to Remember: रूपक अलंकार → चरण को ही कमल कहा गया — ।</w:t>
       </w:r>
     </w:p>
     <w:p>
@@ -5794,7 +5794,7 @@
     </w:p>
     <w:p>
       <w:r>
-        <w:t>Solution: 'स्थायी' का विलोम 'अस्थायी' है।</w:t>
+        <w:t>Solution: ✅ Correct Answer: A. अस्थायी | 🧠 Grammar Rule: 'स्थायी' का विलोम 'अस्थायी' है। | ❌ Why Not Others? | B — नित्य: not the correct answer here | C — चिरस्थायी: not the correct answer here | D — स्थिर: not the correct answer here | ⚠️ Exam Trap: Read the exact question — the correct fact and its look-alike options are easy to interchange. | 📌 Rule to Remember: अस्थायी → स्थायी' का विलोम ' ' है।</w:t>
       </w:r>
     </w:p>
     <w:p>
@@ -5839,7 +5839,7 @@
     </w:p>
     <w:p>
       <w:r>
-        <w:t>Solution: 'No sooner...than' requires inversion.</w:t>
+        <w:t>Solution: ✅ Correct Answer: A. No sooner did the bell ring than the students left. | 🧠 Grammar Rule: 'No sooner...than' requires inversion. | ❌ Why Not Others? | B — No sooner the bell rang than the students left.: not the correct answer here | C — No sooner did the bell ring when the students left.: not the correct answer here | D — No sooner the bell rang when the students left.: not the correct answer here | ⚠️ Exam Trap: Don’t confuse "No sooner did the bell ring than the students left." with "No sooner did the bell ring when the students left." — they look alike and are easy to interchange. | 📌 Rule to Remember: No sooner did the bell ring than the students left. → No sooner...than' requires inversion</w:t>
       </w:r>
     </w:p>
     <w:p>
@@ -5884,7 +5884,7 @@
     </w:p>
     <w:p>
       <w:r>
-        <w:t>Solution: 'Honest' starts with a vowel sound.</w:t>
+        <w:t>Solution: ✅ Correct Answer: A. an | 🧠 Grammar Rule: 'Honest' starts with a vowel sound. | ❌ Why Not Others? | B — a: 'University' begins with a 'yu' sound, so 'a'. | C — the: Rivers take the definite article 'the'. | D — no article: not the correct answer here | ⚠️ Exam Trap: Don’t confuse "an" with "a" — they look alike and are easy to interchange. | 📌 Rule to Remember: an → Honest' starts with a vowel sound</w:t>
       </w:r>
     </w:p>
     <w:p>
@@ -5929,7 +5929,7 @@
     </w:p>
     <w:p>
       <w:r>
-        <w:t>Solution: 'Look after' means to care for.</w:t>
+        <w:t>Solution: ✅ Correct Answer: A. after | 🧠 Grammar Rule: 'Look after' means to care for. | ❌ Why Not Others? | B — at: We say 'good at' a subject or skill. | C — into: 'Look into' means to investigate. | D — for: 'For' is used with a duration (five years). | ⚠️ Exam Trap: Read the exact question — the correct fact and its look-alike options are easy to interchange. | 📌 Rule to Remember: 'Look after' means to care for.</w:t>
       </w:r>
     </w:p>
     <w:p>
@@ -5974,7 +5974,7 @@
     </w:p>
     <w:p>
       <w:r>
-        <w:t>Solution: 'सहायता' का पर्यायवाची 'मदद' है।</w:t>
+        <w:t>Solution: ✅ Correct Answer: A. मदद | 🧠 Grammar Rule: 'सहायता' का पर्यायवाची 'मदद' है। | ❌ Why Not Others? | B — बाधा: not the correct answer here | C — रुकावट: not the correct answer here | D — हानि: 'लाभ' का विलोम 'हानि' है। | ⚠️ Exam Trap: Read the exact question — the correct fact and its look-alike options are easy to interchange. | 📌 Rule to Remember: मदद → सहायता' का पर्यायवाची ' ' है।</w:t>
       </w:r>
     </w:p>
     <w:p>
@@ -6019,7 +6019,7 @@
     </w:p>
     <w:p>
       <w:r>
-        <w:t>Solution: It means being in difficulty or trouble.</w:t>
+        <w:t>Solution: ✅ Correct Answer: A. To be in trouble | 🧠 Grammar Rule: It means being in difficulty or trouble. | ❌ Why Not Others? | B — To be warm: not the correct answer here | C — To be happy: not the correct answer here | D — To bathe: not the correct answer here | ⚠️ Exam Trap: Read the exact question — the correct fact and its look-alike options are easy to interchange. | 📌 Rule to Remember: To be in trouble → It means being in difficulty or trouble</w:t>
       </w:r>
     </w:p>
     <w:p>
@@ -6064,7 +6064,7 @@
     </w:p>
     <w:p>
       <w:r>
-        <w:t>Solution: 'Hardly...when' uses inversion.</w:t>
+        <w:t>Solution: ✅ Correct Answer: A. Hardly had I reached the station when the train arrived. | 🧠 Grammar Rule: 'Hardly...when' uses inversion. | ❌ Why Not Others? | B — Hardly I had reached the station when the train arrived.: not the correct answer here | C — Hardly had I reached the station than the train arrived.: not the correct answer here | D — Hardly I reached the station when the train arrived.: not the correct answer here | ⚠️ Exam Trap: Don’t confuse "Hardly had I reached the station when the train arrived." with "Hardly I had reached the station when the train arrived." — they look alike and are easy to interchange. | 📌 Rule to Remember: Hardly had I reached the station when the train arrived. → Hardly...when' uses inversion</w:t>
       </w:r>
     </w:p>
     <w:p>
@@ -6109,7 +6109,7 @@
     </w:p>
     <w:p>
       <w:r>
-        <w:t>Solution: Regular patching closes known security holes.</w:t>
+        <w:t>Solution: ✅ Correct Answer: A. Applying updates to fix vulnerabilities | 🧠 Explanation: Regular patching closes known security holes. | ❌ Why Not Others? | B — Repairing monitors: not the correct option here | C — Changing passwords: not the correct option here | D — Cooling servers: not the correct option here | ⚠️ Exam Trap: Read the exact question — the correct fact and its look-alike options are easy to interchange. | 💎 PNC Pearl: Applying updates to fix vulnerabilities → Regular patching closes known security holes</w:t>
       </w:r>
     </w:p>
     <w:p>
@@ -6154,7 +6154,7 @@
     </w:p>
     <w:p>
       <w:r>
-        <w:t>Solution: Valid consent is explicit and informed.</w:t>
+        <w:t>Solution: ✅ Correct Answer: A. Free, specific, informed, unconditional, and unambiguous | 🧠 Explanation: Valid consent is explicit and informed. | ❌ Why Not Others? | B — Implied: not the correct option here | C — Hidden: not the correct option here | D — Automatic: PnP lets devices work immediately after connection. | ⚠️ Exam Trap: Read the exact question — the correct fact and its look-alike options are easy to interchange. | 💎 PNC Pearl: Free, specific, informed, unconditional, and unambiguous → Valid consent is explicit and informed</w:t>
       </w:r>
     </w:p>
     <w:p>
@@ -6199,7 +6199,7 @@
     </w:p>
     <w:p>
       <w:r>
-        <w:t>Solution: IPv6 uses 128-bit addresses to solve IPv4 exhaustion.</w:t>
+        <w:t>Solution: ✅ Correct Answer: A. 128 bits | 🧠 Explanation: IPv6 uses 128-bit addresses to solve IPv4 exhaustion. | ❌ Why Not Others? | B — 32 bits: IPv4 uses 32-bit addresses (four octets, e.g., 192.168.1.1). | C — 64 bits: not the correct option here | D — 16 bits: not the correct option here | ⚠️ Exam Trap: Read the exact question — the correct fact and its look-alike options are easy to interchange. | 💎 PNC Pearl: 128 bits → IPv6 uses 128-bit addresses to solve IPv4 exhaustion</w:t>
       </w:r>
     </w:p>
     <w:p>
@@ -6244,7 +6244,7 @@
     </w:p>
     <w:p>
       <w:r>
-        <w:t>Solution: OWASP ranks web security risks annually.</w:t>
+        <w:t>Solution: ✅ Correct Answer: A. The most critical web application risks | 🧠 Explanation: OWASP ranks web security risks annually. | ❌ Why Not Others? | B — The best websites: not the correct option here | C — The fastest CPUs: not the correct option here | D — The largest databases: not the correct option here | ⚠️ Exam Trap: Read the exact question — the correct fact and its look-alike options are easy to interchange. | 💎 PNC Pearl: The most critical web application risks → OWASP ranks web security risks annually</w:t>
       </w:r>
     </w:p>
     <w:p>
@@ -6289,7 +6289,7 @@
     </w:p>
     <w:p>
       <w:r>
-        <w:t>Solution: ROM retains data without power and cannot be easily modified.</w:t>
+        <w:t>Solution: ✅ Correct Answer: A. Read-only, non-volatile memory | 🧠 Explanation: ROM retains data without power and cannot be easily modified. | ❌ Why Not Others? | B — Volatile memory: Volatile memory = When power is off | C — Temporary storage: not the correct option here | D — A hard disk: not the correct option here | ⚠️ Exam Trap: Don’t confuse "Read-only, non-volatile memory" with "Volatile memory" — they look alike and are easy to interchange. | 💎 PNC Pearl: Read-only, non-volatile memory → ROM retains data without power and cannot be easily modified</w:t>
       </w:r>
     </w:p>
     <w:p>
@@ -6334,7 +6334,7 @@
     </w:p>
     <w:p>
       <w:r>
-        <w:t>Solution: Big data has huge volume, high velocity, and varied formats (the 3 Vs).</w:t>
+        <w:t>Solution: ✅ Correct Answer: A. Volume, velocity, and variety | 🧠 Explanation: Big data has huge volume, high velocity, and varied formats (the 3 Vs). | ❌ Why Not Others? | B — Small files: not the correct option here | C — Only numbers: not the correct option here | D — Only text: not the correct option here | ⚠️ Exam Trap: Read the exact question — the correct fact and its look-alike options are easy to interchange. | 💎 PNC Pearl: Volume, velocity, and variety → Big data has huge volume, high velocity, and varied formats (the 3 Vs)</w:t>
       </w:r>
     </w:p>
     <w:p>
@@ -6379,7 +6379,7 @@
     </w:p>
     <w:p>
       <w:r>
-        <w:t>Solution: Infrastructure, Platform, and Software as a Service.</w:t>
+        <w:t>Solution: ✅ Correct Answer: A. IaaS, PaaS, and SaaS | 🧠 Explanation: Infrastructure, Platform, and Software as a Service. | ❌ Why Not Others? | B — LAN, WAN, and MAN: not the correct option here | C — CPU, RAM, and ROM: not the correct option here | D — HDD, SSD, and DVD: not the correct option here | ⚠️ Exam Trap: Read the exact question — the correct fact and its look-alike options are easy to interchange. | 💎 PNC Pearl: IaaS, PaaS, and SaaS → Infrastructure, Platform, and Software as a Service</w:t>
       </w:r>
     </w:p>
     <w:p>
@@ -6424,7 +6424,7 @@
     </w:p>
     <w:p>
       <w:r>
-        <w:t>Solution: RESTful APIs exchange data over HTTP using methods like GET and POST.</w:t>
+        <w:t>Solution: ✅ Correct Answer: A. HTTP/HTTPS | 🧠 Explanation: RESTful APIs exchange data over HTTP using methods like GET and POST. | ❌ Why Not Others? | B — SMTP: (Simple Mail Transfer Protocol) sends email. | C — FTP only: not the correct option here | D — Telnet: not the correct option here | ⚠️ Exam Trap: Read the exact question — the correct fact and its look-alike options are easy to interchange. | 💎 PNC Pearl: HTTP/HTTPS → RESTful APIs exchange data over HTTP using methods like GET and POST</w:t>
       </w:r>
     </w:p>
     <w:p>
@@ -6469,7 +6469,7 @@
     </w:p>
     <w:p>
       <w:r>
-        <w:t>Solution: More cores allow simultaneous processing of multiple threads.</w:t>
+        <w:t>Solution: ✅ Correct Answer: A. How many tasks it can process in parallel | 🧠 Explanation: More cores allow simultaneous processing of multiple threads. | ❌ Why Not Others? | B — Its colour: not the correct option here | C — Its weight: not the correct option here | D — Its brand: not the correct option here | ⚠️ Exam Trap: Read the exact question — the correct fact and its look-alike options are easy to interchange. | 💎 PNC Pearl: How many tasks it can process in parallel → More cores allow simultaneous processing of multiple threads</w:t>
       </w:r>
     </w:p>
     <w:p>
@@ -6514,7 +6514,7 @@
     </w:p>
     <w:p>
       <w:r>
-        <w:t>Solution: Ctrl+N creates a new document.</w:t>
+        <w:t>Solution: ✅ Correct Answer: A. Ctrl + N | 🧠 Explanation: Ctrl+N creates a new document. | ❌ Why Not Others? | B — Ctrl + O: Ctrl+O opens the file dialog. | C — Ctrl + S: Ctrl+S saves; Ctrl+O opens; Ctrl+N creates a new file. | D — Ctrl + W: not the correct option here | ⚠️ Exam Trap: Read the exact question — the correct fact and its look-alike options are easy to interchange. | 💎 PNC Pearl: Ctrl + N → Ctrl+N creates a new document</w:t>
       </w:r>
     </w:p>
     <w:p>
@@ -6559,7 +6559,7 @@
     </w:p>
     <w:p>
       <w:r>
-        <w:t>Solution: Hypervisors (VMware, Hyper-V) manage VMs on a host.</w:t>
+        <w:t>Solution: ✅ Correct Answer: A. Create and run virtual machines | 🧠 Explanation: Hypervisors (VMware, Hyper-V) manage VMs on a host. | ❌ Why Not Others? | B — Print documents: not the correct option here | C — Scan images: not the correct option here | D — Edit photos: not the correct option here | ⚠️ Exam Trap: Read the exact question — the correct fact and its look-alike options are easy to interchange. | 💎 PNC Pearl: Create and run virtual machines → Hypervisors (VMware, Hyper-V) manage VMs on a host</w:t>
       </w:r>
     </w:p>
     <w:p>
@@ -6604,7 +6604,7 @@
     </w:p>
     <w:p>
       <w:r>
-        <w:t>Solution: CTF competitions test hacking skills.</w:t>
+        <w:t>Solution: ✅ Correct Answer: A. Capture The Flag | 🧠 Explanation: CTF competitions test hacking skills. | ❌ Why Not Others? | B — Cyber Threat Framework: not the correct option here | C — Common Test Function: not the correct option here | D — Computer Task Force: not the correct option here | ⚠️ Exam Trap: Read the exact question — the correct fact and its look-alike options are easy to interchange. | 💎 PNC Pearl: Capture The Flag → CTF competitions test hacking skills</w:t>
       </w:r>
     </w:p>
     <w:p>
@@ -6649,7 +6649,7 @@
     </w:p>
     <w:p>
       <w:r>
-        <w:t>Solution: CVE IDs catalogue public security flaws.</w:t>
+        <w:t>Solution: ✅ Correct Answer: A. Identifies known security vulnerabilities | 🧠 Explanation: CVE IDs catalogue public security flaws. | ❌ Why Not Others? | B — Blocks ads: not the correct option here | C — Speeds downloads: not the correct option here | D — Manages fonts: not the correct option here | ⚠️ Exam Trap: Read the exact question — the correct fact and its look-alike options are easy to interchange. | 💎 PNC Pearl: Identifies known security vulnerabilities → CVE IDs catalogue public security flaws</w:t>
       </w:r>
     </w:p>
     <w:p>
@@ -6694,7 +6694,7 @@
     </w:p>
     <w:p>
       <w:r>
-        <w:t>Solution: Robots integrate hardware and AI/control software.</w:t>
+        <w:t>Solution: ✅ Correct Answer: A. Mechanics, electronics, and software | 🧠 Explanation: Robots integrate hardware and AI/control software. | ❌ Why Not Others? | B — Only motors: not the correct option here | C — Only batteries: not the correct option here | D — Only cameras: not the correct option here | ⚠️ Exam Trap: Read the exact question — the correct fact and its look-alike options are easy to interchange. | 💎 PNC Pearl: Mechanics, electronics, and software → Robots integrate hardware and AI/control software</w:t>
       </w:r>
     </w:p>
     <w:p>
@@ -6739,7 +6739,7 @@
     </w:p>
     <w:p>
       <w:r>
-        <w:t>Solution: Fiduciaries must comply with consent and purpose limits.</w:t>
+        <w:t>Solution: ✅ Correct Answer: A. The entity processing personal data | 🧠 Explanation: Fiduciaries must comply with consent and purpose limits. | ❌ Why Not Others? | B — The data subject: not the correct option here | C — The regulator only: not the correct option here | D — The government only: not the correct option here | ⚠️ Exam Trap: Don’t confuse "The entity processing personal data" with "The data subject" — they look alike and are easy to interchange. | 💎 PNC Pearl: The entity processing personal data → Fiduciaries must comply with consent and purpose limits</w:t>
       </w:r>
     </w:p>
     <w:p>
